--- a/assets/docs/DRAFT_2026_MILFOIL_STRATEGY_OUTLINE .docx
+++ b/assets/docs/DRAFT_2026_MILFOIL_STRATEGY_OUTLINE .docx
@@ -1,6 +1,6 @@
 
 <file path=word/document.xml><?xml version="1.0" encoding="utf-8"?>
-<w:document xmlns:wpc="http://schemas.microsoft.com/office/word/2010/wordprocessingCanvas" xmlns:cx="http://schemas.microsoft.com/office/drawing/2014/chartex" xmlns:cx1="http://schemas.microsoft.com/office/drawing/2015/9/8/chartex" xmlns:cx2="http://schemas.microsoft.com/office/drawing/2015/10/21/chartex" xmlns:cx3="http://schemas.microsoft.com/office/drawing/2016/5/9/chartex" xmlns:cx4="http://schemas.microsoft.com/office/drawing/2016/5/10/chartex" xmlns:cx5="http://schemas.microsoft.com/office/drawing/2016/5/11/chartex" xmlns:cx6="http://schemas.microsoft.com/office/drawing/2016/5/12/chartex" xmlns:cx7="http://schemas.microsoft.com/office/drawing/2016/5/13/chartex" xmlns:cx8="http://schemas.microsoft.com/office/drawing/2016/5/14/chartex" xmlns:mc="http://schemas.openxmlformats.org/markup-compatibility/2006" xmlns:aink="http://schemas.microsoft.com/office/drawing/2016/ink" xmlns:am3d="http://schemas.microsoft.com/office/drawing/2017/model3d" xmlns:o="urn:schemas-microsoft-com:office:office" xmlns:oel="http://schemas.microsoft.com/office/2019/extlst" xmlns:r="http://schemas.openxmlformats.org/officeDocument/2006/relationships" xmlns:m="http://schemas.openxmlformats.org/officeDocument/2006/math" xmlns:v="urn:schemas-microsoft-com:vml" xmlns:wp14="http://schemas.microsoft.com/office/word/2010/wordprocessingDrawing" xmlns:wp="http://schemas.openxmlformats.org/drawingml/2006/wordprocessingDrawing" xmlns:w10="urn:schemas-microsoft-com:office:word" xmlns:w="http://schemas.openxmlformats.org/wordprocessingml/2006/main" xmlns:w14="http://schemas.microsoft.com/office/word/2010/wordml" xmlns:w15="http://schemas.microsoft.com/office/word/2012/wordml" xmlns:w16cex="http://schemas.microsoft.com/office/word/2018/wordml/cex" xmlns:w16cid="http://schemas.microsoft.com/office/word/2016/wordml/cid" xmlns:w16="http://schemas.microsoft.com/office/word/2018/wordml" xmlns:w16du="http://schemas.microsoft.com/office/word/2023/wordml/word16du" xmlns:w16sdtdh="http://schemas.microsoft.com/office/word/2020/wordml/sdtdatahash" xmlns:w16sdtfl="http://schemas.microsoft.com/office/word/2024/wordml/sdtformatlock" xmlns:w16se="http://schemas.microsoft.com/office/word/2015/wordml/symex" xmlns:wpg="http://schemas.microsoft.com/office/word/2010/wordprocessingGroup" xmlns:wpi="http://schemas.microsoft.com/office/word/2010/wordprocessingInk" xmlns:wne="http://schemas.microsoft.com/office/word/2006/wordml" xmlns:wps="http://schemas.microsoft.com/office/word/2010/wordprocessingShape" mc:Ignorable="w14 w15 w16se w16cid w16 w16cex w16sdtdh w16sdtfl w16du wp14">
+<w:document xmlns:ve="http://schemas.openxmlformats.org/markup-compatibility/2006" xmlns:o="urn:schemas-microsoft-com:office:office" xmlns:r="http://schemas.openxmlformats.org/officeDocument/2006/relationships" xmlns:m="http://schemas.openxmlformats.org/officeDocument/2006/math" xmlns:v="urn:schemas-microsoft-com:vml" xmlns:wp="http://schemas.openxmlformats.org/drawingml/2006/wordprocessingDrawing" xmlns:w10="urn:schemas-microsoft-com:office:word" xmlns:w="http://schemas.openxmlformats.org/wordprocessingml/2006/main" xmlns:wne="http://schemas.microsoft.com/office/word/2006/wordml">
   <w:body>
     <w:p>
       <w:pPr>
@@ -174,27 +174,7 @@
             <w:color w:val="467886"/>
             <w:u w:val="single"/>
           </w:rPr>
-          <w:t>Survey res</w:t>
-        </w:r>
-        <w:r>
-          <w:rPr>
-            <w:rFonts w:ascii="Calibri" w:eastAsia="Calibri" w:hAnsi="Calibri" w:cs="Calibri"/>
-            <w:b/>
-            <w:bCs/>
-            <w:color w:val="467886"/>
-            <w:u w:val="single"/>
-          </w:rPr>
-          <w:t>u</w:t>
-        </w:r>
-        <w:r>
-          <w:rPr>
-            <w:rFonts w:ascii="Calibri" w:eastAsia="Calibri" w:hAnsi="Calibri" w:cs="Calibri"/>
-            <w:b/>
-            <w:bCs/>
-            <w:color w:val="467886"/>
-            <w:u w:val="single"/>
-          </w:rPr>
-          <w:t>lts</w:t>
+          <w:t>Survey results</w:t>
         </w:r>
       </w:hyperlink>
       <w:r>
@@ -227,23 +207,7 @@
           <w:rFonts w:ascii="Calibri" w:eastAsia="Calibri" w:hAnsi="Calibri" w:cs="Calibri"/>
           <w:color w:val="000000"/>
         </w:rPr>
-        <w:t xml:space="preserve"> strong support and a clear intention among </w:t>
-      </w:r>
-      <w:proofErr w:type="gramStart"/>
-      <w:r>
-        <w:rPr>
-          <w:rFonts w:ascii="Calibri" w:eastAsia="Calibri" w:hAnsi="Calibri" w:cs="Calibri"/>
-          <w:color w:val="000000"/>
-        </w:rPr>
-        <w:t>the vast majority of</w:t>
-      </w:r>
-      <w:proofErr w:type="gramEnd"/>
-      <w:r>
-        <w:rPr>
-          <w:rFonts w:ascii="Calibri" w:eastAsia="Calibri" w:hAnsi="Calibri" w:cs="Calibri"/>
-          <w:color w:val="000000"/>
-        </w:rPr>
-        <w:t xml:space="preserve"> residents to follow the </w:t>
+        <w:t xml:space="preserve"> strong support and a clear intention among the vast majority of residents to follow the </w:t>
       </w:r>
       <w:r>
         <w:rPr>
@@ -334,7 +298,19 @@
         <w:rPr>
           <w:rFonts w:ascii="Calibri" w:eastAsia="Calibri" w:hAnsi="Calibri" w:cs="Calibri"/>
         </w:rPr>
-        <w:t>Experience at a comparable lake in Quebec illustrates the enormous financial cost of milfoil eradication.</w:t>
+        <w:t xml:space="preserve">Experience </w:t>
+      </w:r>
+      <w:r>
+        <w:rPr>
+          <w:rFonts w:ascii="Calibri" w:eastAsia="Calibri" w:hAnsi="Calibri" w:cs="Calibri"/>
+        </w:rPr>
+        <w:t>at a comparable</w:t>
+      </w:r>
+      <w:r>
+        <w:rPr>
+          <w:rFonts w:ascii="Calibri" w:eastAsia="Calibri" w:hAnsi="Calibri" w:cs="Calibri"/>
+        </w:rPr>
+        <w:t xml:space="preserve"> lake in Quebec illustrates the enormous financial cost of milfoil eradication.</w:t>
       </w:r>
     </w:p>
     <w:p>
@@ -523,34 +499,7 @@
           <w:bCs/>
           <w:color w:val="000000"/>
         </w:rPr>
-        <w:t xml:space="preserve">Near term - </w:t>
-      </w:r>
-      <w:r>
-        <w:rPr>
-          <w:rFonts w:ascii="Calibri" w:eastAsia="Calibri" w:hAnsi="Calibri" w:cs="Calibri"/>
-          <w:b/>
-          <w:bCs/>
-          <w:color w:val="000000"/>
-        </w:rPr>
-        <w:t>Immediate Actions within</w:t>
-      </w:r>
-      <w:r>
-        <w:rPr>
-          <w:rFonts w:ascii="Calibri" w:eastAsia="Calibri" w:hAnsi="Calibri" w:cs="Calibri"/>
-          <w:b/>
-          <w:bCs/>
-          <w:color w:val="000000"/>
-        </w:rPr>
-        <w:t xml:space="preserve"> our </w:t>
-      </w:r>
-      <w:r>
-        <w:rPr>
-          <w:rFonts w:ascii="Calibri" w:eastAsia="Calibri" w:hAnsi="Calibri" w:cs="Calibri"/>
-          <w:b/>
-          <w:bCs/>
-          <w:color w:val="000000"/>
-        </w:rPr>
-        <w:t xml:space="preserve">Control </w:t>
+        <w:t xml:space="preserve">Near term - Immediate Actions within our Control </w:t>
       </w:r>
     </w:p>
     <w:p>
@@ -756,7 +705,7 @@
     </w:p>
     <w:p>
       <w:pPr>
-        <w:pStyle w:val="ListParagraph"/>
+        <w:pStyle w:val="Paragraphedeliste"/>
         <w:numPr>
           <w:ilvl w:val="0"/>
           <w:numId w:val="5"/>
@@ -1010,21 +959,7 @@
           <w:rFonts w:ascii="Calibri" w:eastAsia="Calibri" w:hAnsi="Calibri" w:cs="Calibri"/>
           <w:color w:val="000000"/>
         </w:rPr>
-        <w:t>If the benthic mat pilot is successful</w:t>
-      </w:r>
-      <w:r>
-        <w:rPr>
-          <w:rFonts w:ascii="Calibri" w:eastAsia="Calibri" w:hAnsi="Calibri" w:cs="Calibri"/>
-          <w:color w:val="000000"/>
-        </w:rPr>
-        <w:t xml:space="preserve"> </w:t>
-      </w:r>
-      <w:r>
-        <w:rPr>
-          <w:rFonts w:ascii="Calibri" w:eastAsia="Calibri" w:hAnsi="Calibri" w:cs="Calibri"/>
-          <w:color w:val="000000"/>
-        </w:rPr>
-        <w:t xml:space="preserve">and </w:t>
+        <w:t xml:space="preserve">If the benthic mat pilot is successful and </w:t>
       </w:r>
       <w:r>
         <w:rPr>
@@ -1112,7 +1047,6 @@
         <w:spacing w:line="240" w:lineRule="auto"/>
         <w:rPr>
           <w:rFonts w:ascii="Calibri" w:eastAsia="Calibri" w:hAnsi="Calibri" w:cs="Calibri"/>
-          <w:color w:val="333333"/>
           <w:highlight w:val="white"/>
         </w:rPr>
       </w:pPr>
@@ -1137,12 +1071,17 @@
           <w:rFonts w:ascii="Calibri" w:eastAsia="Calibri" w:hAnsi="Calibri" w:cs="Calibri"/>
           <w:color w:val="000000"/>
         </w:rPr>
-        <w:t xml:space="preserve">, an aquatic herbicide registered by Health Canada for control of Eurasian water milfoil. Health Canada </w:t>
-      </w:r>
-      <w:r>
-        <w:rPr>
-          <w:rFonts w:ascii="Calibri" w:eastAsia="Calibri" w:hAnsi="Calibri" w:cs="Calibri"/>
-          <w:color w:val="333333"/>
+        <w:t xml:space="preserve">, an aquatic herbicide registered by Health </w:t>
+      </w:r>
+      <w:r>
+        <w:rPr>
+          <w:rFonts w:ascii="Calibri" w:eastAsia="Calibri" w:hAnsi="Calibri" w:cs="Calibri"/>
+        </w:rPr>
+        <w:t xml:space="preserve">Canada for control of Eurasian water milfoil. Health Canada </w:t>
+      </w:r>
+      <w:r>
+        <w:rPr>
+          <w:rFonts w:ascii="Calibri" w:eastAsia="Calibri" w:hAnsi="Calibri" w:cs="Calibri"/>
           <w:highlight w:val="white"/>
         </w:rPr>
         <w:t xml:space="preserve">has determined permits are required to protect our </w:t>
@@ -1150,14 +1089,12 @@
       <w:r>
         <w:rPr>
           <w:rFonts w:ascii="Calibri" w:eastAsia="Calibri" w:hAnsi="Calibri" w:cs="Calibri"/>
-          <w:color w:val="333333"/>
         </w:rPr>
         <w:t>watercourses, human health, fish and aquatic ecosystems</w:t>
       </w:r>
       <w:r>
         <w:rPr>
           <w:rFonts w:ascii="Calibri" w:eastAsia="Calibri" w:hAnsi="Calibri" w:cs="Calibri"/>
-          <w:color w:val="333333"/>
           <w:highlight w:val="white"/>
         </w:rPr>
         <w:t xml:space="preserve">. Unlike mats or hand-pulling, it is the position of the Quebec government that at this time it will not permit the use of aquatic herbicides. This is not expected to change for the foreseeable future. </w:t>
@@ -1171,13 +1108,6 @@
           <w:iCs/>
         </w:rPr>
       </w:pPr>
-      <w:r>
-        <w:rPr>
-          <w:i/>
-          <w:iCs/>
-        </w:rPr>
-        <w:t>--end--</w:t>
-      </w:r>
     </w:p>
     <w:sectPr>
       <w:pgSz w:w="12240" w:h="15840"/>
@@ -1190,8 +1120,8 @@
 </file>
 
 <file path=word/numbering.xml><?xml version="1.0" encoding="utf-8"?>
-<w:numbering xmlns:wpc="http://schemas.microsoft.com/office/word/2010/wordprocessingCanvas" xmlns:cx="http://schemas.microsoft.com/office/drawing/2014/chartex" xmlns:cx1="http://schemas.microsoft.com/office/drawing/2015/9/8/chartex" xmlns:cx2="http://schemas.microsoft.com/office/drawing/2015/10/21/chartex" xmlns:cx3="http://schemas.microsoft.com/office/drawing/2016/5/9/chartex" xmlns:cx4="http://schemas.microsoft.com/office/drawing/2016/5/10/chartex" xmlns:cx5="http://schemas.microsoft.com/office/drawing/2016/5/11/chartex" xmlns:cx6="http://schemas.microsoft.com/office/drawing/2016/5/12/chartex" xmlns:cx7="http://schemas.microsoft.com/office/drawing/2016/5/13/chartex" xmlns:cx8="http://schemas.microsoft.com/office/drawing/2016/5/14/chartex" xmlns:mc="http://schemas.openxmlformats.org/markup-compatibility/2006" xmlns:aink="http://schemas.microsoft.com/office/drawing/2016/ink" xmlns:am3d="http://schemas.microsoft.com/office/drawing/2017/model3d" xmlns:o="urn:schemas-microsoft-com:office:office" xmlns:oel="http://schemas.microsoft.com/office/2019/extlst" xmlns:r="http://schemas.openxmlformats.org/officeDocument/2006/relationships" xmlns:m="http://schemas.openxmlformats.org/officeDocument/2006/math" xmlns:v="urn:schemas-microsoft-com:vml" xmlns:wp14="http://schemas.microsoft.com/office/word/2010/wordprocessingDrawing" xmlns:wp="http://schemas.openxmlformats.org/drawingml/2006/wordprocessingDrawing" xmlns:w10="urn:schemas-microsoft-com:office:word" xmlns:w="http://schemas.openxmlformats.org/wordprocessingml/2006/main" xmlns:w14="http://schemas.microsoft.com/office/word/2010/wordml" xmlns:w15="http://schemas.microsoft.com/office/word/2012/wordml" xmlns:w16cex="http://schemas.microsoft.com/office/word/2018/wordml/cex" xmlns:w16cid="http://schemas.microsoft.com/office/word/2016/wordml/cid" xmlns:w16="http://schemas.microsoft.com/office/word/2018/wordml" xmlns:w16du="http://schemas.microsoft.com/office/word/2023/wordml/word16du" xmlns:w16sdtdh="http://schemas.microsoft.com/office/word/2020/wordml/sdtdatahash" xmlns:w16sdtfl="http://schemas.microsoft.com/office/word/2024/wordml/sdtformatlock" xmlns:w16se="http://schemas.microsoft.com/office/word/2015/wordml/symex" xmlns:wpg="http://schemas.microsoft.com/office/word/2010/wordprocessingGroup" xmlns:wpi="http://schemas.microsoft.com/office/word/2010/wordprocessingInk" xmlns:wne="http://schemas.microsoft.com/office/word/2006/wordml" xmlns:wps="http://schemas.microsoft.com/office/word/2010/wordprocessingShape" mc:Ignorable="w14 w15 w16se w16cid w16 w16cex w16sdtdh w16sdtfl w16du wp14">
-  <w:abstractNum w:abstractNumId="0" w15:restartNumberingAfterBreak="0">
+<w:numbering xmlns:ve="http://schemas.openxmlformats.org/markup-compatibility/2006" xmlns:o="urn:schemas-microsoft-com:office:office" xmlns:r="http://schemas.openxmlformats.org/officeDocument/2006/relationships" xmlns:m="http://schemas.openxmlformats.org/officeDocument/2006/math" xmlns:v="urn:schemas-microsoft-com:vml" xmlns:wp="http://schemas.openxmlformats.org/drawingml/2006/wordprocessingDrawing" xmlns:w10="urn:schemas-microsoft-com:office:word" xmlns:w="http://schemas.openxmlformats.org/wordprocessingml/2006/main" xmlns:wne="http://schemas.microsoft.com/office/word/2006/wordml">
+  <w:abstractNum w:abstractNumId="0">
     <w:nsid w:val="115E74A2"/>
     <w:multiLevelType w:val="multilevel"/>
     <w:tmpl w:val="93C09F58"/>
@@ -1304,7 +1234,7 @@
       </w:rPr>
     </w:lvl>
   </w:abstractNum>
-  <w:abstractNum w:abstractNumId="1" w15:restartNumberingAfterBreak="0">
+  <w:abstractNum w:abstractNumId="1">
     <w:nsid w:val="227D5D73"/>
     <w:multiLevelType w:val="multilevel"/>
     <w:tmpl w:val="80166204"/>
@@ -1434,7 +1364,7 @@
       </w:rPr>
     </w:lvl>
   </w:abstractNum>
-  <w:abstractNum w:abstractNumId="2" w15:restartNumberingAfterBreak="0">
+  <w:abstractNum w:abstractNumId="2">
     <w:nsid w:val="2FAB66F8"/>
     <w:multiLevelType w:val="multilevel"/>
     <w:tmpl w:val="FFAC07D4"/>
@@ -1564,7 +1494,7 @@
       </w:rPr>
     </w:lvl>
   </w:abstractNum>
-  <w:abstractNum w:abstractNumId="3" w15:restartNumberingAfterBreak="0">
+  <w:abstractNum w:abstractNumId="3">
     <w:nsid w:val="4E153BCD"/>
     <w:multiLevelType w:val="multilevel"/>
     <w:tmpl w:val="B7A6D1EC"/>
@@ -1695,7 +1625,7 @@
       </w:rPr>
     </w:lvl>
   </w:abstractNum>
-  <w:abstractNum w:abstractNumId="4" w15:restartNumberingAfterBreak="0">
+  <w:abstractNum w:abstractNumId="4">
     <w:nsid w:val="5C0A24C2"/>
     <w:multiLevelType w:val="multilevel"/>
     <w:tmpl w:val="DA2663FC"/>
@@ -1825,26 +1755,26 @@
       </w:rPr>
     </w:lvl>
   </w:abstractNum>
-  <w:num w:numId="1" w16cid:durableId="1724211819">
+  <w:num w:numId="1">
     <w:abstractNumId w:val="0"/>
   </w:num>
-  <w:num w:numId="2" w16cid:durableId="3749079">
+  <w:num w:numId="2">
     <w:abstractNumId w:val="3"/>
   </w:num>
-  <w:num w:numId="3" w16cid:durableId="1310590848">
+  <w:num w:numId="3">
     <w:abstractNumId w:val="4"/>
   </w:num>
-  <w:num w:numId="4" w16cid:durableId="1944219373">
+  <w:num w:numId="4">
     <w:abstractNumId w:val="2"/>
   </w:num>
-  <w:num w:numId="5" w16cid:durableId="483549922">
+  <w:num w:numId="5">
     <w:abstractNumId w:val="1"/>
   </w:num>
 </w:numbering>
 </file>
 
 <file path=word/styles.xml><?xml version="1.0" encoding="utf-8"?>
-<w:styles xmlns:mc="http://schemas.openxmlformats.org/markup-compatibility/2006" xmlns:r="http://schemas.openxmlformats.org/officeDocument/2006/relationships" xmlns:w="http://schemas.openxmlformats.org/wordprocessingml/2006/main" xmlns:w14="http://schemas.microsoft.com/office/word/2010/wordml" xmlns:w15="http://schemas.microsoft.com/office/word/2012/wordml" xmlns:w16cex="http://schemas.microsoft.com/office/word/2018/wordml/cex" xmlns:w16cid="http://schemas.microsoft.com/office/word/2016/wordml/cid" xmlns:w16="http://schemas.microsoft.com/office/word/2018/wordml" xmlns:w16du="http://schemas.microsoft.com/office/word/2023/wordml/word16du" xmlns:w16sdtdh="http://schemas.microsoft.com/office/word/2020/wordml/sdtdatahash" xmlns:w16sdtfl="http://schemas.microsoft.com/office/word/2024/wordml/sdtformatlock" xmlns:w16se="http://schemas.microsoft.com/office/word/2015/wordml/symex" mc:Ignorable="w14 w15 w16se w16cid w16 w16cex w16sdtdh w16sdtfl w16du">
+<w:styles xmlns:r="http://schemas.openxmlformats.org/officeDocument/2006/relationships" xmlns:w="http://schemas.openxmlformats.org/wordprocessingml/2006/main">
   <w:docDefaults>
     <w:rPrDefault>
       <w:rPr>
@@ -1853,7 +1783,6 @@
         <w:sz w:val="24"/>
         <w:szCs w:val="24"/>
         <w:lang w:val="en-CA" w:eastAsia="en-US" w:bidi="ar-SA"/>
-        <w14:ligatures w14:val="standardContextual"/>
       </w:rPr>
     </w:rPrDefault>
     <w:pPrDefault>
@@ -1862,383 +1791,144 @@
       </w:pPr>
     </w:pPrDefault>
   </w:docDefaults>
-  <w:latentStyles w:defLockedState="0" w:defUIPriority="99" w:defSemiHidden="0" w:defUnhideWhenUsed="0" w:defQFormat="0" w:count="376">
-    <w:lsdException w:name="Normal" w:uiPriority="0" w:qFormat="1"/>
-    <w:lsdException w:name="heading 1" w:uiPriority="9" w:qFormat="1"/>
-    <w:lsdException w:name="heading 2" w:semiHidden="1" w:uiPriority="9" w:unhideWhenUsed="1" w:qFormat="1"/>
-    <w:lsdException w:name="heading 3" w:semiHidden="1" w:uiPriority="9" w:unhideWhenUsed="1" w:qFormat="1"/>
-    <w:lsdException w:name="heading 4" w:semiHidden="1" w:uiPriority="9" w:unhideWhenUsed="1" w:qFormat="1"/>
-    <w:lsdException w:name="heading 5" w:semiHidden="1" w:uiPriority="9" w:unhideWhenUsed="1" w:qFormat="1"/>
-    <w:lsdException w:name="heading 6" w:semiHidden="1" w:uiPriority="9" w:unhideWhenUsed="1" w:qFormat="1"/>
-    <w:lsdException w:name="heading 7" w:semiHidden="1" w:uiPriority="9" w:unhideWhenUsed="1" w:qFormat="1"/>
-    <w:lsdException w:name="heading 8" w:semiHidden="1" w:uiPriority="9" w:unhideWhenUsed="1" w:qFormat="1"/>
-    <w:lsdException w:name="heading 9" w:semiHidden="1" w:uiPriority="9" w:unhideWhenUsed="1" w:qFormat="1"/>
-    <w:lsdException w:name="index 1" w:semiHidden="1" w:unhideWhenUsed="1"/>
-    <w:lsdException w:name="index 2" w:semiHidden="1" w:unhideWhenUsed="1"/>
-    <w:lsdException w:name="index 3" w:semiHidden="1" w:unhideWhenUsed="1"/>
-    <w:lsdException w:name="index 4" w:semiHidden="1" w:unhideWhenUsed="1"/>
-    <w:lsdException w:name="index 5" w:semiHidden="1" w:unhideWhenUsed="1"/>
-    <w:lsdException w:name="index 6" w:semiHidden="1" w:unhideWhenUsed="1"/>
-    <w:lsdException w:name="index 7" w:semiHidden="1" w:unhideWhenUsed="1"/>
-    <w:lsdException w:name="index 8" w:semiHidden="1" w:unhideWhenUsed="1"/>
-    <w:lsdException w:name="index 9" w:semiHidden="1" w:unhideWhenUsed="1"/>
-    <w:lsdException w:name="toc 1" w:semiHidden="1" w:uiPriority="39" w:unhideWhenUsed="1"/>
-    <w:lsdException w:name="toc 2" w:semiHidden="1" w:uiPriority="39" w:unhideWhenUsed="1"/>
-    <w:lsdException w:name="toc 3" w:semiHidden="1" w:uiPriority="39" w:unhideWhenUsed="1"/>
-    <w:lsdException w:name="toc 4" w:semiHidden="1" w:uiPriority="39" w:unhideWhenUsed="1"/>
-    <w:lsdException w:name="toc 5" w:semiHidden="1" w:uiPriority="39" w:unhideWhenUsed="1"/>
-    <w:lsdException w:name="toc 6" w:semiHidden="1" w:uiPriority="39" w:unhideWhenUsed="1"/>
-    <w:lsdException w:name="toc 7" w:semiHidden="1" w:uiPriority="39" w:unhideWhenUsed="1"/>
-    <w:lsdException w:name="toc 8" w:semiHidden="1" w:uiPriority="39" w:unhideWhenUsed="1"/>
-    <w:lsdException w:name="toc 9" w:semiHidden="1" w:uiPriority="39" w:unhideWhenUsed="1"/>
-    <w:lsdException w:name="Normal Indent" w:semiHidden="1" w:unhideWhenUsed="1"/>
-    <w:lsdException w:name="footnote text" w:semiHidden="1" w:unhideWhenUsed="1"/>
-    <w:lsdException w:name="annotation text" w:semiHidden="1" w:unhideWhenUsed="1"/>
-    <w:lsdException w:name="header" w:semiHidden="1" w:unhideWhenUsed="1"/>
-    <w:lsdException w:name="footer" w:semiHidden="1" w:unhideWhenUsed="1"/>
-    <w:lsdException w:name="index heading" w:semiHidden="1" w:unhideWhenUsed="1"/>
-    <w:lsdException w:name="caption" w:semiHidden="1" w:uiPriority="35" w:unhideWhenUsed="1" w:qFormat="1"/>
-    <w:lsdException w:name="table of figures" w:semiHidden="1" w:unhideWhenUsed="1"/>
-    <w:lsdException w:name="envelope address" w:semiHidden="1" w:unhideWhenUsed="1"/>
-    <w:lsdException w:name="envelope return" w:semiHidden="1" w:unhideWhenUsed="1"/>
-    <w:lsdException w:name="footnote reference" w:semiHidden="1" w:unhideWhenUsed="1"/>
-    <w:lsdException w:name="annotation reference" w:semiHidden="1" w:unhideWhenUsed="1"/>
-    <w:lsdException w:name="line number" w:semiHidden="1" w:unhideWhenUsed="1"/>
-    <w:lsdException w:name="page number" w:semiHidden="1" w:unhideWhenUsed="1"/>
-    <w:lsdException w:name="endnote reference" w:semiHidden="1" w:unhideWhenUsed="1"/>
-    <w:lsdException w:name="endnote text" w:semiHidden="1" w:unhideWhenUsed="1"/>
-    <w:lsdException w:name="table of authorities" w:semiHidden="1" w:unhideWhenUsed="1"/>
-    <w:lsdException w:name="macro" w:semiHidden="1" w:unhideWhenUsed="1"/>
-    <w:lsdException w:name="toa heading" w:semiHidden="1" w:unhideWhenUsed="1"/>
-    <w:lsdException w:name="List" w:semiHidden="1" w:unhideWhenUsed="1"/>
-    <w:lsdException w:name="List Bullet" w:semiHidden="1" w:unhideWhenUsed="1"/>
-    <w:lsdException w:name="List Number" w:semiHidden="1" w:unhideWhenUsed="1"/>
-    <w:lsdException w:name="List 2" w:semiHidden="1" w:unhideWhenUsed="1"/>
-    <w:lsdException w:name="List 3" w:semiHidden="1" w:unhideWhenUsed="1"/>
-    <w:lsdException w:name="List 4" w:semiHidden="1" w:unhideWhenUsed="1"/>
-    <w:lsdException w:name="List 5" w:semiHidden="1" w:unhideWhenUsed="1"/>
-    <w:lsdException w:name="List Bullet 2" w:semiHidden="1" w:unhideWhenUsed="1"/>
-    <w:lsdException w:name="List Bullet 3" w:semiHidden="1" w:unhideWhenUsed="1"/>
-    <w:lsdException w:name="List Bullet 4" w:semiHidden="1" w:unhideWhenUsed="1"/>
-    <w:lsdException w:name="List Bullet 5" w:semiHidden="1" w:unhideWhenUsed="1"/>
-    <w:lsdException w:name="List Number 2" w:semiHidden="1" w:unhideWhenUsed="1"/>
-    <w:lsdException w:name="List Number 3" w:semiHidden="1" w:unhideWhenUsed="1"/>
-    <w:lsdException w:name="List Number 4" w:semiHidden="1" w:unhideWhenUsed="1"/>
-    <w:lsdException w:name="List Number 5" w:semiHidden="1" w:unhideWhenUsed="1"/>
-    <w:lsdException w:name="Title" w:uiPriority="10" w:qFormat="1"/>
-    <w:lsdException w:name="Closing" w:semiHidden="1" w:unhideWhenUsed="1"/>
-    <w:lsdException w:name="Signature" w:semiHidden="1" w:unhideWhenUsed="1"/>
-    <w:lsdException w:name="Default Paragraph Font" w:semiHidden="1" w:uiPriority="1" w:unhideWhenUsed="1"/>
-    <w:lsdException w:name="Body Text" w:semiHidden="1" w:unhideWhenUsed="1"/>
-    <w:lsdException w:name="Body Text Indent" w:semiHidden="1" w:unhideWhenUsed="1"/>
-    <w:lsdException w:name="List Continue" w:semiHidden="1" w:unhideWhenUsed="1"/>
-    <w:lsdException w:name="List Continue 2" w:semiHidden="1" w:unhideWhenUsed="1"/>
-    <w:lsdException w:name="List Continue 3" w:semiHidden="1" w:unhideWhenUsed="1"/>
-    <w:lsdException w:name="List Continue 4" w:semiHidden="1" w:unhideWhenUsed="1"/>
-    <w:lsdException w:name="List Continue 5" w:semiHidden="1" w:unhideWhenUsed="1"/>
-    <w:lsdException w:name="Message Header" w:semiHidden="1" w:unhideWhenUsed="1"/>
-    <w:lsdException w:name="Subtitle" w:uiPriority="11" w:qFormat="1"/>
-    <w:lsdException w:name="Salutation" w:semiHidden="1" w:unhideWhenUsed="1"/>
-    <w:lsdException w:name="Date" w:semiHidden="1" w:unhideWhenUsed="1"/>
-    <w:lsdException w:name="Body Text First Indent" w:semiHidden="1" w:unhideWhenUsed="1"/>
-    <w:lsdException w:name="Body Text First Indent 2" w:semiHidden="1" w:unhideWhenUsed="1"/>
-    <w:lsdException w:name="Note Heading" w:semiHidden="1" w:unhideWhenUsed="1"/>
-    <w:lsdException w:name="Body Text 2" w:semiHidden="1" w:unhideWhenUsed="1"/>
-    <w:lsdException w:name="Body Text 3" w:semiHidden="1" w:unhideWhenUsed="1"/>
-    <w:lsdException w:name="Body Text Indent 2" w:semiHidden="1" w:unhideWhenUsed="1"/>
-    <w:lsdException w:name="Body Text Indent 3" w:semiHidden="1" w:unhideWhenUsed="1"/>
-    <w:lsdException w:name="Block Text" w:semiHidden="1" w:unhideWhenUsed="1"/>
-    <w:lsdException w:name="Hyperlink" w:semiHidden="1" w:unhideWhenUsed="1"/>
-    <w:lsdException w:name="FollowedHyperlink" w:semiHidden="1" w:unhideWhenUsed="1"/>
-    <w:lsdException w:name="Strong" w:uiPriority="22" w:qFormat="1"/>
-    <w:lsdException w:name="Emphasis" w:uiPriority="20" w:qFormat="1"/>
-    <w:lsdException w:name="Document Map" w:semiHidden="1" w:unhideWhenUsed="1"/>
-    <w:lsdException w:name="Plain Text" w:semiHidden="1" w:unhideWhenUsed="1"/>
-    <w:lsdException w:name="E-mail Signature" w:semiHidden="1" w:unhideWhenUsed="1"/>
-    <w:lsdException w:name="HTML Top of Form" w:semiHidden="1" w:unhideWhenUsed="1"/>
-    <w:lsdException w:name="HTML Bottom of Form" w:semiHidden="1" w:unhideWhenUsed="1"/>
-    <w:lsdException w:name="Normal (Web)" w:semiHidden="1" w:unhideWhenUsed="1"/>
-    <w:lsdException w:name="HTML Acronym" w:semiHidden="1" w:unhideWhenUsed="1"/>
-    <w:lsdException w:name="HTML Address" w:semiHidden="1" w:unhideWhenUsed="1"/>
-    <w:lsdException w:name="HTML Cite" w:semiHidden="1" w:unhideWhenUsed="1"/>
-    <w:lsdException w:name="HTML Code" w:semiHidden="1" w:unhideWhenUsed="1"/>
-    <w:lsdException w:name="HTML Definition" w:semiHidden="1" w:unhideWhenUsed="1"/>
-    <w:lsdException w:name="HTML Keyboard" w:semiHidden="1" w:unhideWhenUsed="1"/>
-    <w:lsdException w:name="HTML Preformatted" w:semiHidden="1" w:unhideWhenUsed="1"/>
-    <w:lsdException w:name="HTML Sample" w:semiHidden="1" w:unhideWhenUsed="1"/>
-    <w:lsdException w:name="HTML Typewriter" w:semiHidden="1" w:unhideWhenUsed="1"/>
-    <w:lsdException w:name="HTML Variable" w:semiHidden="1" w:unhideWhenUsed="1"/>
-    <w:lsdException w:name="Normal Table" w:semiHidden="1" w:unhideWhenUsed="1"/>
-    <w:lsdException w:name="annotation subject" w:semiHidden="1" w:unhideWhenUsed="1"/>
-    <w:lsdException w:name="No List" w:semiHidden="1" w:unhideWhenUsed="1"/>
-    <w:lsdException w:name="Outline List 1" w:semiHidden="1" w:unhideWhenUsed="1"/>
-    <w:lsdException w:name="Outline List 2" w:semiHidden="1" w:unhideWhenUsed="1"/>
-    <w:lsdException w:name="Outline List 3" w:semiHidden="1" w:unhideWhenUsed="1"/>
-    <w:lsdException w:name="Table Simple 1" w:semiHidden="1" w:unhideWhenUsed="1"/>
-    <w:lsdException w:name="Table Simple 2" w:semiHidden="1" w:unhideWhenUsed="1"/>
-    <w:lsdException w:name="Table Simple 3" w:semiHidden="1" w:unhideWhenUsed="1"/>
-    <w:lsdException w:name="Table Classic 1" w:semiHidden="1" w:unhideWhenUsed="1"/>
-    <w:lsdException w:name="Table Classic 2" w:semiHidden="1" w:unhideWhenUsed="1"/>
-    <w:lsdException w:name="Table Classic 3" w:semiHidden="1" w:unhideWhenUsed="1"/>
-    <w:lsdException w:name="Table Classic 4" w:semiHidden="1" w:unhideWhenUsed="1"/>
-    <w:lsdException w:name="Table Colorful 1" w:semiHidden="1" w:unhideWhenUsed="1"/>
-    <w:lsdException w:name="Table Colorful 2" w:semiHidden="1" w:unhideWhenUsed="1"/>
-    <w:lsdException w:name="Table Colorful 3" w:semiHidden="1" w:unhideWhenUsed="1"/>
-    <w:lsdException w:name="Table Columns 1" w:semiHidden="1" w:unhideWhenUsed="1"/>
-    <w:lsdException w:name="Table Columns 2" w:semiHidden="1" w:unhideWhenUsed="1"/>
-    <w:lsdException w:name="Table Columns 3" w:semiHidden="1" w:unhideWhenUsed="1"/>
-    <w:lsdException w:name="Table Columns 4" w:semiHidden="1" w:unhideWhenUsed="1"/>
-    <w:lsdException w:name="Table Columns 5" w:semiHidden="1" w:unhideWhenUsed="1"/>
-    <w:lsdException w:name="Table Grid 1" w:semiHidden="1" w:unhideWhenUsed="1"/>
-    <w:lsdException w:name="Table Grid 2" w:semiHidden="1" w:unhideWhenUsed="1"/>
-    <w:lsdException w:name="Table Grid 3" w:semiHidden="1" w:unhideWhenUsed="1"/>
-    <w:lsdException w:name="Table Grid 4" w:semiHidden="1" w:unhideWhenUsed="1"/>
-    <w:lsdException w:name="Table Grid 5" w:semiHidden="1" w:unhideWhenUsed="1"/>
-    <w:lsdException w:name="Table Grid 6" w:semiHidden="1" w:unhideWhenUsed="1"/>
-    <w:lsdException w:name="Table Grid 7" w:semiHidden="1" w:unhideWhenUsed="1"/>
-    <w:lsdException w:name="Table Grid 8" w:semiHidden="1" w:unhideWhenUsed="1"/>
-    <w:lsdException w:name="Table List 1" w:semiHidden="1" w:unhideWhenUsed="1"/>
-    <w:lsdException w:name="Table List 2" w:semiHidden="1" w:unhideWhenUsed="1"/>
-    <w:lsdException w:name="Table List 3" w:semiHidden="1" w:unhideWhenUsed="1"/>
-    <w:lsdException w:name="Table List 4" w:semiHidden="1" w:unhideWhenUsed="1"/>
-    <w:lsdException w:name="Table List 5" w:semiHidden="1" w:unhideWhenUsed="1"/>
-    <w:lsdException w:name="Table List 6" w:semiHidden="1" w:unhideWhenUsed="1"/>
-    <w:lsdException w:name="Table List 7" w:semiHidden="1" w:unhideWhenUsed="1"/>
-    <w:lsdException w:name="Table List 8" w:semiHidden="1" w:unhideWhenUsed="1"/>
-    <w:lsdException w:name="Table 3D effects 1" w:semiHidden="1" w:unhideWhenUsed="1"/>
-    <w:lsdException w:name="Table 3D effects 2" w:semiHidden="1" w:unhideWhenUsed="1"/>
-    <w:lsdException w:name="Table 3D effects 3" w:semiHidden="1" w:unhideWhenUsed="1"/>
-    <w:lsdException w:name="Table Contemporary" w:semiHidden="1" w:unhideWhenUsed="1"/>
-    <w:lsdException w:name="Table Elegant" w:semiHidden="1" w:unhideWhenUsed="1"/>
-    <w:lsdException w:name="Table Professional" w:semiHidden="1" w:unhideWhenUsed="1"/>
-    <w:lsdException w:name="Table Subtle 1" w:semiHidden="1" w:unhideWhenUsed="1"/>
-    <w:lsdException w:name="Table Subtle 2" w:semiHidden="1" w:unhideWhenUsed="1"/>
-    <w:lsdException w:name="Table Web 1" w:semiHidden="1" w:unhideWhenUsed="1"/>
-    <w:lsdException w:name="Table Web 2" w:semiHidden="1" w:unhideWhenUsed="1"/>
-    <w:lsdException w:name="Table Web 3" w:semiHidden="1" w:unhideWhenUsed="1"/>
-    <w:lsdException w:name="Balloon Text" w:semiHidden="1" w:unhideWhenUsed="1"/>
-    <w:lsdException w:name="Table Grid" w:uiPriority="39"/>
-    <w:lsdException w:name="Table Theme" w:semiHidden="1" w:unhideWhenUsed="1"/>
-    <w:lsdException w:name="Placeholder Text" w:semiHidden="1"/>
-    <w:lsdException w:name="No Spacing" w:uiPriority="1" w:qFormat="1"/>
-    <w:lsdException w:name="Light Shading" w:uiPriority="60"/>
-    <w:lsdException w:name="Light List" w:uiPriority="61"/>
-    <w:lsdException w:name="Light Grid" w:uiPriority="62"/>
-    <w:lsdException w:name="Medium Shading 1" w:uiPriority="63"/>
-    <w:lsdException w:name="Medium Shading 2" w:uiPriority="64"/>
-    <w:lsdException w:name="Medium List 1" w:uiPriority="65"/>
-    <w:lsdException w:name="Medium List 2" w:uiPriority="66"/>
-    <w:lsdException w:name="Medium Grid 1" w:uiPriority="67"/>
-    <w:lsdException w:name="Medium Grid 2" w:uiPriority="68"/>
-    <w:lsdException w:name="Medium Grid 3" w:uiPriority="69"/>
-    <w:lsdException w:name="Dark List" w:uiPriority="70"/>
-    <w:lsdException w:name="Colorful Shading" w:uiPriority="71"/>
-    <w:lsdException w:name="Colorful List" w:uiPriority="72"/>
-    <w:lsdException w:name="Colorful Grid" w:uiPriority="73"/>
-    <w:lsdException w:name="Light Shading Accent 1" w:uiPriority="60"/>
-    <w:lsdException w:name="Light List Accent 1" w:uiPriority="61"/>
-    <w:lsdException w:name="Light Grid Accent 1" w:uiPriority="62"/>
-    <w:lsdException w:name="Medium Shading 1 Accent 1" w:uiPriority="63"/>
-    <w:lsdException w:name="Medium Shading 2 Accent 1" w:uiPriority="64"/>
-    <w:lsdException w:name="Medium List 1 Accent 1" w:uiPriority="65"/>
-    <w:lsdException w:name="Revision" w:semiHidden="1"/>
-    <w:lsdException w:name="List Paragraph" w:uiPriority="34" w:qFormat="1"/>
-    <w:lsdException w:name="Quote" w:uiPriority="29" w:qFormat="1"/>
-    <w:lsdException w:name="Intense Quote" w:uiPriority="30" w:qFormat="1"/>
-    <w:lsdException w:name="Medium List 2 Accent 1" w:uiPriority="66"/>
-    <w:lsdException w:name="Medium Grid 1 Accent 1" w:uiPriority="67"/>
-    <w:lsdException w:name="Medium Grid 2 Accent 1" w:uiPriority="68"/>
-    <w:lsdException w:name="Medium Grid 3 Accent 1" w:uiPriority="69"/>
-    <w:lsdException w:name="Dark List Accent 1" w:uiPriority="70"/>
-    <w:lsdException w:name="Colorful Shading Accent 1" w:uiPriority="71"/>
-    <w:lsdException w:name="Colorful List Accent 1" w:uiPriority="72"/>
-    <w:lsdException w:name="Colorful Grid Accent 1" w:uiPriority="73"/>
-    <w:lsdException w:name="Light Shading Accent 2" w:uiPriority="60"/>
-    <w:lsdException w:name="Light List Accent 2" w:uiPriority="61"/>
-    <w:lsdException w:name="Light Grid Accent 2" w:uiPriority="62"/>
-    <w:lsdException w:name="Medium Shading 1 Accent 2" w:uiPriority="63"/>
-    <w:lsdException w:name="Medium Shading 2 Accent 2" w:uiPriority="64"/>
-    <w:lsdException w:name="Medium List 1 Accent 2" w:uiPriority="65"/>
-    <w:lsdException w:name="Medium List 2 Accent 2" w:uiPriority="66"/>
-    <w:lsdException w:name="Medium Grid 1 Accent 2" w:uiPriority="67"/>
-    <w:lsdException w:name="Medium Grid 2 Accent 2" w:uiPriority="68"/>
-    <w:lsdException w:name="Medium Grid 3 Accent 2" w:uiPriority="69"/>
-    <w:lsdException w:name="Dark List Accent 2" w:uiPriority="70"/>
-    <w:lsdException w:name="Colorful Shading Accent 2" w:uiPriority="71"/>
-    <w:lsdException w:name="Colorful List Accent 2" w:uiPriority="72"/>
-    <w:lsdException w:name="Colorful Grid Accent 2" w:uiPriority="73"/>
-    <w:lsdException w:name="Light Shading Accent 3" w:uiPriority="60"/>
-    <w:lsdException w:name="Light List Accent 3" w:uiPriority="61"/>
-    <w:lsdException w:name="Light Grid Accent 3" w:uiPriority="62"/>
-    <w:lsdException w:name="Medium Shading 1 Accent 3" w:uiPriority="63"/>
-    <w:lsdException w:name="Medium Shading 2 Accent 3" w:uiPriority="64"/>
-    <w:lsdException w:name="Medium List 1 Accent 3" w:uiPriority="65"/>
-    <w:lsdException w:name="Medium List 2 Accent 3" w:uiPriority="66"/>
-    <w:lsdException w:name="Medium Grid 1 Accent 3" w:uiPriority="67"/>
-    <w:lsdException w:name="Medium Grid 2 Accent 3" w:uiPriority="68"/>
-    <w:lsdException w:name="Medium Grid 3 Accent 3" w:uiPriority="69"/>
-    <w:lsdException w:name="Dark List Accent 3" w:uiPriority="70"/>
-    <w:lsdException w:name="Colorful Shading Accent 3" w:uiPriority="71"/>
-    <w:lsdException w:name="Colorful List Accent 3" w:uiPriority="72"/>
-    <w:lsdException w:name="Colorful Grid Accent 3" w:uiPriority="73"/>
-    <w:lsdException w:name="Light Shading Accent 4" w:uiPriority="60"/>
-    <w:lsdException w:name="Light List Accent 4" w:uiPriority="61"/>
-    <w:lsdException w:name="Light Grid Accent 4" w:uiPriority="62"/>
-    <w:lsdException w:name="Medium Shading 1 Accent 4" w:uiPriority="63"/>
-    <w:lsdException w:name="Medium Shading 2 Accent 4" w:uiPriority="64"/>
-    <w:lsdException w:name="Medium List 1 Accent 4" w:uiPriority="65"/>
-    <w:lsdException w:name="Medium List 2 Accent 4" w:uiPriority="66"/>
-    <w:lsdException w:name="Medium Grid 1 Accent 4" w:uiPriority="67"/>
-    <w:lsdException w:name="Medium Grid 2 Accent 4" w:uiPriority="68"/>
-    <w:lsdException w:name="Medium Grid 3 Accent 4" w:uiPriority="69"/>
-    <w:lsdException w:name="Dark List Accent 4" w:uiPriority="70"/>
-    <w:lsdException w:name="Colorful Shading Accent 4" w:uiPriority="71"/>
-    <w:lsdException w:name="Colorful List Accent 4" w:uiPriority="72"/>
-    <w:lsdException w:name="Colorful Grid Accent 4" w:uiPriority="73"/>
-    <w:lsdException w:name="Light Shading Accent 5" w:uiPriority="60"/>
-    <w:lsdException w:name="Light List Accent 5" w:uiPriority="61"/>
-    <w:lsdException w:name="Light Grid Accent 5" w:uiPriority="62"/>
-    <w:lsdException w:name="Medium Shading 1 Accent 5" w:uiPriority="63"/>
-    <w:lsdException w:name="Medium Shading 2 Accent 5" w:uiPriority="64"/>
-    <w:lsdException w:name="Medium List 1 Accent 5" w:uiPriority="65"/>
-    <w:lsdException w:name="Medium List 2 Accent 5" w:uiPriority="66"/>
-    <w:lsdException w:name="Medium Grid 1 Accent 5" w:uiPriority="67"/>
-    <w:lsdException w:name="Medium Grid 2 Accent 5" w:uiPriority="68"/>
-    <w:lsdException w:name="Medium Grid 3 Accent 5" w:uiPriority="69"/>
-    <w:lsdException w:name="Dark List Accent 5" w:uiPriority="70"/>
-    <w:lsdException w:name="Colorful Shading Accent 5" w:uiPriority="71"/>
-    <w:lsdException w:name="Colorful List Accent 5" w:uiPriority="72"/>
-    <w:lsdException w:name="Colorful Grid Accent 5" w:uiPriority="73"/>
-    <w:lsdException w:name="Light Shading Accent 6" w:uiPriority="60"/>
-    <w:lsdException w:name="Light List Accent 6" w:uiPriority="61"/>
-    <w:lsdException w:name="Light Grid Accent 6" w:uiPriority="62"/>
-    <w:lsdException w:name="Medium Shading 1 Accent 6" w:uiPriority="63"/>
-    <w:lsdException w:name="Medium Shading 2 Accent 6" w:uiPriority="64"/>
-    <w:lsdException w:name="Medium List 1 Accent 6" w:uiPriority="65"/>
-    <w:lsdException w:name="Medium List 2 Accent 6" w:uiPriority="66"/>
-    <w:lsdException w:name="Medium Grid 1 Accent 6" w:uiPriority="67"/>
-    <w:lsdException w:name="Medium Grid 2 Accent 6" w:uiPriority="68"/>
-    <w:lsdException w:name="Medium Grid 3 Accent 6" w:uiPriority="69"/>
-    <w:lsdException w:name="Dark List Accent 6" w:uiPriority="70"/>
-    <w:lsdException w:name="Colorful Shading Accent 6" w:uiPriority="71"/>
-    <w:lsdException w:name="Colorful List Accent 6" w:uiPriority="72"/>
-    <w:lsdException w:name="Colorful Grid Accent 6" w:uiPriority="73"/>
-    <w:lsdException w:name="Subtle Emphasis" w:uiPriority="19" w:qFormat="1"/>
-    <w:lsdException w:name="Intense Emphasis" w:uiPriority="21" w:qFormat="1"/>
-    <w:lsdException w:name="Subtle Reference" w:uiPriority="31" w:qFormat="1"/>
-    <w:lsdException w:name="Intense Reference" w:uiPriority="32" w:qFormat="1"/>
-    <w:lsdException w:name="Book Title" w:uiPriority="33" w:qFormat="1"/>
-    <w:lsdException w:name="Bibliography" w:semiHidden="1" w:uiPriority="37" w:unhideWhenUsed="1"/>
-    <w:lsdException w:name="TOC Heading" w:semiHidden="1" w:uiPriority="39" w:unhideWhenUsed="1" w:qFormat="1"/>
-    <w:lsdException w:name="Plain Table 1" w:uiPriority="41"/>
-    <w:lsdException w:name="Plain Table 2" w:uiPriority="42"/>
-    <w:lsdException w:name="Plain Table 3" w:uiPriority="43"/>
-    <w:lsdException w:name="Plain Table 4" w:uiPriority="44"/>
-    <w:lsdException w:name="Plain Table 5" w:uiPriority="45"/>
-    <w:lsdException w:name="Grid Table Light" w:uiPriority="40"/>
-    <w:lsdException w:name="Grid Table 1 Light" w:uiPriority="46"/>
-    <w:lsdException w:name="Grid Table 2" w:uiPriority="47"/>
-    <w:lsdException w:name="Grid Table 3" w:uiPriority="48"/>
-    <w:lsdException w:name="Grid Table 4" w:uiPriority="49"/>
-    <w:lsdException w:name="Grid Table 5 Dark" w:uiPriority="50"/>
-    <w:lsdException w:name="Grid Table 6 Colorful" w:uiPriority="51"/>
-    <w:lsdException w:name="Grid Table 7 Colorful" w:uiPriority="52"/>
-    <w:lsdException w:name="Grid Table 1 Light Accent 1" w:uiPriority="46"/>
-    <w:lsdException w:name="Grid Table 2 Accent 1" w:uiPriority="47"/>
-    <w:lsdException w:name="Grid Table 3 Accent 1" w:uiPriority="48"/>
-    <w:lsdException w:name="Grid Table 4 Accent 1" w:uiPriority="49"/>
-    <w:lsdException w:name="Grid Table 5 Dark Accent 1" w:uiPriority="50"/>
-    <w:lsdException w:name="Grid Table 6 Colorful Accent 1" w:uiPriority="51"/>
-    <w:lsdException w:name="Grid Table 7 Colorful Accent 1" w:uiPriority="52"/>
-    <w:lsdException w:name="Grid Table 1 Light Accent 2" w:uiPriority="46"/>
-    <w:lsdException w:name="Grid Table 2 Accent 2" w:uiPriority="47"/>
-    <w:lsdException w:name="Grid Table 3 Accent 2" w:uiPriority="48"/>
-    <w:lsdException w:name="Grid Table 4 Accent 2" w:uiPriority="49"/>
-    <w:lsdException w:name="Grid Table 5 Dark Accent 2" w:uiPriority="50"/>
-    <w:lsdException w:name="Grid Table 6 Colorful Accent 2" w:uiPriority="51"/>
-    <w:lsdException w:name="Grid Table 7 Colorful Accent 2" w:uiPriority="52"/>
-    <w:lsdException w:name="Grid Table 1 Light Accent 3" w:uiPriority="46"/>
-    <w:lsdException w:name="Grid Table 2 Accent 3" w:uiPriority="47"/>
-    <w:lsdException w:name="Grid Table 3 Accent 3" w:uiPriority="48"/>
-    <w:lsdException w:name="Grid Table 4 Accent 3" w:uiPriority="49"/>
-    <w:lsdException w:name="Grid Table 5 Dark Accent 3" w:uiPriority="50"/>
-    <w:lsdException w:name="Grid Table 6 Colorful Accent 3" w:uiPriority="51"/>
-    <w:lsdException w:name="Grid Table 7 Colorful Accent 3" w:uiPriority="52"/>
-    <w:lsdException w:name="Grid Table 1 Light Accent 4" w:uiPriority="46"/>
-    <w:lsdException w:name="Grid Table 2 Accent 4" w:uiPriority="47"/>
-    <w:lsdException w:name="Grid Table 3 Accent 4" w:uiPriority="48"/>
-    <w:lsdException w:name="Grid Table 4 Accent 4" w:uiPriority="49"/>
-    <w:lsdException w:name="Grid Table 5 Dark Accent 4" w:uiPriority="50"/>
-    <w:lsdException w:name="Grid Table 6 Colorful Accent 4" w:uiPriority="51"/>
-    <w:lsdException w:name="Grid Table 7 Colorful Accent 4" w:uiPriority="52"/>
-    <w:lsdException w:name="Grid Table 1 Light Accent 5" w:uiPriority="46"/>
-    <w:lsdException w:name="Grid Table 2 Accent 5" w:uiPriority="47"/>
-    <w:lsdException w:name="Grid Table 3 Accent 5" w:uiPriority="48"/>
-    <w:lsdException w:name="Grid Table 4 Accent 5" w:uiPriority="49"/>
-    <w:lsdException w:name="Grid Table 5 Dark Accent 5" w:uiPriority="50"/>
-    <w:lsdException w:name="Grid Table 6 Colorful Accent 5" w:uiPriority="51"/>
-    <w:lsdException w:name="Grid Table 7 Colorful Accent 5" w:uiPriority="52"/>
-    <w:lsdException w:name="Grid Table 1 Light Accent 6" w:uiPriority="46"/>
-    <w:lsdException w:name="Grid Table 2 Accent 6" w:uiPriority="47"/>
-    <w:lsdException w:name="Grid Table 3 Accent 6" w:uiPriority="48"/>
-    <w:lsdException w:name="Grid Table 4 Accent 6" w:uiPriority="49"/>
-    <w:lsdException w:name="Grid Table 5 Dark Accent 6" w:uiPriority="50"/>
-    <w:lsdException w:name="Grid Table 6 Colorful Accent 6" w:uiPriority="51"/>
-    <w:lsdException w:name="Grid Table 7 Colorful Accent 6" w:uiPriority="52"/>
-    <w:lsdException w:name="List Table 1 Light" w:uiPriority="46"/>
-    <w:lsdException w:name="List Table 2" w:uiPriority="47"/>
-    <w:lsdException w:name="List Table 3" w:uiPriority="48"/>
-    <w:lsdException w:name="List Table 4" w:uiPriority="49"/>
-    <w:lsdException w:name="List Table 5 Dark" w:uiPriority="50"/>
-    <w:lsdException w:name="List Table 6 Colorful" w:uiPriority="51"/>
-    <w:lsdException w:name="List Table 7 Colorful" w:uiPriority="52"/>
-    <w:lsdException w:name="List Table 1 Light Accent 1" w:uiPriority="46"/>
-    <w:lsdException w:name="List Table 2 Accent 1" w:uiPriority="47"/>
-    <w:lsdException w:name="List Table 3 Accent 1" w:uiPriority="48"/>
-    <w:lsdException w:name="List Table 4 Accent 1" w:uiPriority="49"/>
-    <w:lsdException w:name="List Table 5 Dark Accent 1" w:uiPriority="50"/>
-    <w:lsdException w:name="List Table 6 Colorful Accent 1" w:uiPriority="51"/>
-    <w:lsdException w:name="List Table 7 Colorful Accent 1" w:uiPriority="52"/>
-    <w:lsdException w:name="List Table 1 Light Accent 2" w:uiPriority="46"/>
-    <w:lsdException w:name="List Table 2 Accent 2" w:uiPriority="47"/>
-    <w:lsdException w:name="List Table 3 Accent 2" w:uiPriority="48"/>
-    <w:lsdException w:name="List Table 4 Accent 2" w:uiPriority="49"/>
-    <w:lsdException w:name="List Table 5 Dark Accent 2" w:uiPriority="50"/>
-    <w:lsdException w:name="List Table 6 Colorful Accent 2" w:uiPriority="51"/>
-    <w:lsdException w:name="List Table 7 Colorful Accent 2" w:uiPriority="52"/>
-    <w:lsdException w:name="List Table 1 Light Accent 3" w:uiPriority="46"/>
-    <w:lsdException w:name="List Table 2 Accent 3" w:uiPriority="47"/>
-    <w:lsdException w:name="List Table 3 Accent 3" w:uiPriority="48"/>
-    <w:lsdException w:name="List Table 4 Accent 3" w:uiPriority="49"/>
-    <w:lsdException w:name="List Table 5 Dark Accent 3" w:uiPriority="50"/>
-    <w:lsdException w:name="List Table 6 Colorful Accent 3" w:uiPriority="51"/>
-    <w:lsdException w:name="List Table 7 Colorful Accent 3" w:uiPriority="52"/>
-    <w:lsdException w:name="List Table 1 Light Accent 4" w:uiPriority="46"/>
-    <w:lsdException w:name="List Table 2 Accent 4" w:uiPriority="47"/>
-    <w:lsdException w:name="List Table 3 Accent 4" w:uiPriority="48"/>
-    <w:lsdException w:name="List Table 4 Accent 4" w:uiPriority="49"/>
-    <w:lsdException w:name="List Table 5 Dark Accent 4" w:uiPriority="50"/>
-    <w:lsdException w:name="List Table 6 Colorful Accent 4" w:uiPriority="51"/>
-    <w:lsdException w:name="List Table 7 Colorful Accent 4" w:uiPriority="52"/>
-    <w:lsdException w:name="List Table 1 Light Accent 5" w:uiPriority="46"/>
-    <w:lsdException w:name="List Table 2 Accent 5" w:uiPriority="47"/>
-    <w:lsdException w:name="List Table 3 Accent 5" w:uiPriority="48"/>
-    <w:lsdException w:name="List Table 4 Accent 5" w:uiPriority="49"/>
-    <w:lsdException w:name="List Table 5 Dark Accent 5" w:uiPriority="50"/>
-    <w:lsdException w:name="List Table 6 Colorful Accent 5" w:uiPriority="51"/>
-    <w:lsdException w:name="List Table 7 Colorful Accent 5" w:uiPriority="52"/>
-    <w:lsdException w:name="List Table 1 Light Accent 6" w:uiPriority="46"/>
-    <w:lsdException w:name="List Table 2 Accent 6" w:uiPriority="47"/>
-    <w:lsdException w:name="List Table 3 Accent 6" w:uiPriority="48"/>
-    <w:lsdException w:name="List Table 4 Accent 6" w:uiPriority="49"/>
-    <w:lsdException w:name="List Table 5 Dark Accent 6" w:uiPriority="50"/>
-    <w:lsdException w:name="List Table 6 Colorful Accent 6" w:uiPriority="51"/>
-    <w:lsdException w:name="List Table 7 Colorful Accent 6" w:uiPriority="52"/>
-    <w:lsdException w:name="Mention" w:semiHidden="1" w:unhideWhenUsed="1"/>
-    <w:lsdException w:name="Smart Hyperlink" w:semiHidden="1" w:unhideWhenUsed="1"/>
-    <w:lsdException w:name="Hashtag" w:semiHidden="1" w:unhideWhenUsed="1"/>
-    <w:lsdException w:name="Unresolved Mention" w:semiHidden="1" w:unhideWhenUsed="1"/>
-    <w:lsdException w:name="Smart Link" w:semiHidden="1" w:unhideWhenUsed="1"/>
+  <w:latentStyles w:defLockedState="0" w:defUIPriority="99" w:defSemiHidden="1" w:defUnhideWhenUsed="1" w:defQFormat="0" w:count="267">
+    <w:lsdException w:name="Normal" w:semiHidden="0" w:uiPriority="0" w:unhideWhenUsed="0" w:qFormat="1"/>
+    <w:lsdException w:name="heading 1" w:semiHidden="0" w:uiPriority="9" w:unhideWhenUsed="0" w:qFormat="1"/>
+    <w:lsdException w:name="heading 2" w:uiPriority="9" w:qFormat="1"/>
+    <w:lsdException w:name="heading 3" w:uiPriority="9" w:qFormat="1"/>
+    <w:lsdException w:name="heading 4" w:uiPriority="9" w:qFormat="1"/>
+    <w:lsdException w:name="heading 5" w:uiPriority="9" w:qFormat="1"/>
+    <w:lsdException w:name="heading 6" w:uiPriority="9" w:qFormat="1"/>
+    <w:lsdException w:name="heading 7" w:uiPriority="9" w:qFormat="1"/>
+    <w:lsdException w:name="heading 8" w:uiPriority="9" w:qFormat="1"/>
+    <w:lsdException w:name="heading 9" w:uiPriority="9" w:qFormat="1"/>
+    <w:lsdException w:name="toc 1" w:uiPriority="39"/>
+    <w:lsdException w:name="toc 2" w:uiPriority="39"/>
+    <w:lsdException w:name="toc 3" w:uiPriority="39"/>
+    <w:lsdException w:name="toc 4" w:uiPriority="39"/>
+    <w:lsdException w:name="toc 5" w:uiPriority="39"/>
+    <w:lsdException w:name="toc 6" w:uiPriority="39"/>
+    <w:lsdException w:name="toc 7" w:uiPriority="39"/>
+    <w:lsdException w:name="toc 8" w:uiPriority="39"/>
+    <w:lsdException w:name="toc 9" w:uiPriority="39"/>
+    <w:lsdException w:name="caption" w:uiPriority="35" w:qFormat="1"/>
+    <w:lsdException w:name="Title" w:semiHidden="0" w:uiPriority="10" w:unhideWhenUsed="0" w:qFormat="1"/>
+    <w:lsdException w:name="Default Paragraph Font" w:uiPriority="1"/>
+    <w:lsdException w:name="Subtitle" w:semiHidden="0" w:uiPriority="11" w:unhideWhenUsed="0" w:qFormat="1"/>
+    <w:lsdException w:name="Strong" w:semiHidden="0" w:uiPriority="22" w:unhideWhenUsed="0" w:qFormat="1"/>
+    <w:lsdException w:name="Emphasis" w:semiHidden="0" w:uiPriority="20" w:unhideWhenUsed="0" w:qFormat="1"/>
+    <w:lsdException w:name="Table Grid" w:semiHidden="0" w:uiPriority="39" w:unhideWhenUsed="0"/>
+    <w:lsdException w:name="Placeholder Text" w:unhideWhenUsed="0"/>
+    <w:lsdException w:name="No Spacing" w:semiHidden="0" w:uiPriority="1" w:unhideWhenUsed="0" w:qFormat="1"/>
+    <w:lsdException w:name="Light Shading" w:semiHidden="0" w:uiPriority="60" w:unhideWhenUsed="0"/>
+    <w:lsdException w:name="Light List" w:semiHidden="0" w:uiPriority="61" w:unhideWhenUsed="0"/>
+    <w:lsdException w:name="Light Grid" w:semiHidden="0" w:uiPriority="62" w:unhideWhenUsed="0"/>
+    <w:lsdException w:name="Medium Shading 1" w:semiHidden="0" w:uiPriority="63" w:unhideWhenUsed="0"/>
+    <w:lsdException w:name="Medium Shading 2" w:semiHidden="0" w:uiPriority="64" w:unhideWhenUsed="0"/>
+    <w:lsdException w:name="Medium List 1" w:semiHidden="0" w:uiPriority="65" w:unhideWhenUsed="0"/>
+    <w:lsdException w:name="Medium List 2" w:semiHidden="0" w:uiPriority="66" w:unhideWhenUsed="0"/>
+    <w:lsdException w:name="Medium Grid 1" w:semiHidden="0" w:uiPriority="67" w:unhideWhenUsed="0"/>
+    <w:lsdException w:name="Medium Grid 2" w:semiHidden="0" w:uiPriority="68" w:unhideWhenUsed="0"/>
+    <w:lsdException w:name="Medium Grid 3" w:semiHidden="0" w:uiPriority="69" w:unhideWhenUsed="0"/>
+    <w:lsdException w:name="Dark List" w:semiHidden="0" w:uiPriority="70" w:unhideWhenUsed="0"/>
+    <w:lsdException w:name="Colorful Shading" w:semiHidden="0" w:uiPriority="71" w:unhideWhenUsed="0"/>
+    <w:lsdException w:name="Colorful List" w:semiHidden="0" w:uiPriority="72" w:unhideWhenUsed="0"/>
+    <w:lsdException w:name="Colorful Grid" w:semiHidden="0" w:uiPriority="73" w:unhideWhenUsed="0"/>
+    <w:lsdException w:name="Light Shading Accent 1" w:semiHidden="0" w:uiPriority="60" w:unhideWhenUsed="0"/>
+    <w:lsdException w:name="Light List Accent 1" w:semiHidden="0" w:uiPriority="61" w:unhideWhenUsed="0"/>
+    <w:lsdException w:name="Light Grid Accent 1" w:semiHidden="0" w:uiPriority="62" w:unhideWhenUsed="0"/>
+    <w:lsdException w:name="Medium Shading 1 Accent 1" w:semiHidden="0" w:uiPriority="63" w:unhideWhenUsed="0"/>
+    <w:lsdException w:name="Medium Shading 2 Accent 1" w:semiHidden="0" w:uiPriority="64" w:unhideWhenUsed="0"/>
+    <w:lsdException w:name="Medium List 1 Accent 1" w:semiHidden="0" w:uiPriority="65" w:unhideWhenUsed="0"/>
+    <w:lsdException w:name="Revision" w:unhideWhenUsed="0"/>
+    <w:lsdException w:name="List Paragraph" w:semiHidden="0" w:uiPriority="34" w:unhideWhenUsed="0" w:qFormat="1"/>
+    <w:lsdException w:name="Quote" w:semiHidden="0" w:uiPriority="29" w:unhideWhenUsed="0" w:qFormat="1"/>
+    <w:lsdException w:name="Intense Quote" w:semiHidden="0" w:uiPriority="30" w:unhideWhenUsed="0" w:qFormat="1"/>
+    <w:lsdException w:name="Medium List 2 Accent 1" w:semiHidden="0" w:uiPriority="66" w:unhideWhenUsed="0"/>
+    <w:lsdException w:name="Medium Grid 1 Accent 1" w:semiHidden="0" w:uiPriority="67" w:unhideWhenUsed="0"/>
+    <w:lsdException w:name="Medium Grid 2 Accent 1" w:semiHidden="0" w:uiPriority="68" w:unhideWhenUsed="0"/>
+    <w:lsdException w:name="Medium Grid 3 Accent 1" w:semiHidden="0" w:uiPriority="69" w:unhideWhenUsed="0"/>
+    <w:lsdException w:name="Dark List Accent 1" w:semiHidden="0" w:uiPriority="70" w:unhideWhenUsed="0"/>
+    <w:lsdException w:name="Colorful Shading Accent 1" w:semiHidden="0" w:uiPriority="71" w:unhideWhenUsed="0"/>
+    <w:lsdException w:name="Colorful List Accent 1" w:semiHidden="0" w:uiPriority="72" w:unhideWhenUsed="0"/>
+    <w:lsdException w:name="Colorful Grid Accent 1" w:semiHidden="0" w:uiPriority="73" w:unhideWhenUsed="0"/>
+    <w:lsdException w:name="Light Shading Accent 2" w:semiHidden="0" w:uiPriority="60" w:unhideWhenUsed="0"/>
+    <w:lsdException w:name="Light List Accent 2" w:semiHidden="0" w:uiPriority="61" w:unhideWhenUsed="0"/>
+    <w:lsdException w:name="Light Grid Accent 2" w:semiHidden="0" w:uiPriority="62" w:unhideWhenUsed="0"/>
+    <w:lsdException w:name="Medium Shading 1 Accent 2" w:semiHidden="0" w:uiPriority="63" w:unhideWhenUsed="0"/>
+    <w:lsdException w:name="Medium Shading 2 Accent 2" w:semiHidden="0" w:uiPriority="64" w:unhideWhenUsed="0"/>
+    <w:lsdException w:name="Medium List 1 Accent 2" w:semiHidden="0" w:uiPriority="65" w:unhideWhenUsed="0"/>
+    <w:lsdException w:name="Medium List 2 Accent 2" w:semiHidden="0" w:uiPriority="66" w:unhideWhenUsed="0"/>
+    <w:lsdException w:name="Medium Grid 1 Accent 2" w:semiHidden="0" w:uiPriority="67" w:unhideWhenUsed="0"/>
+    <w:lsdException w:name="Medium Grid 2 Accent 2" w:semiHidden="0" w:uiPriority="68" w:unhideWhenUsed="0"/>
+    <w:lsdException w:name="Medium Grid 3 Accent 2" w:semiHidden="0" w:uiPriority="69" w:unhideWhenUsed="0"/>
+    <w:lsdException w:name="Dark List Accent 2" w:semiHidden="0" w:uiPriority="70" w:unhideWhenUsed="0"/>
+    <w:lsdException w:name="Colorful Shading Accent 2" w:semiHidden="0" w:uiPriority="71" w:unhideWhenUsed="0"/>
+    <w:lsdException w:name="Colorful List Accent 2" w:semiHidden="0" w:uiPriority="72" w:unhideWhenUsed="0"/>
+    <w:lsdException w:name="Colorful Grid Accent 2" w:semiHidden="0" w:uiPriority="73" w:unhideWhenUsed="0"/>
+    <w:lsdException w:name="Light Shading Accent 3" w:semiHidden="0" w:uiPriority="60" w:unhideWhenUsed="0"/>
+    <w:lsdException w:name="Light List Accent 3" w:semiHidden="0" w:uiPriority="61" w:unhideWhenUsed="0"/>
+    <w:lsdException w:name="Light Grid Accent 3" w:semiHidden="0" w:uiPriority="62" w:unhideWhenUsed="0"/>
+    <w:lsdException w:name="Medium Shading 1 Accent 3" w:semiHidden="0" w:uiPriority="63" w:unhideWhenUsed="0"/>
+    <w:lsdException w:name="Medium Shading 2 Accent 3" w:semiHidden="0" w:uiPriority="64" w:unhideWhenUsed="0"/>
+    <w:lsdException w:name="Medium List 1 Accent 3" w:semiHidden="0" w:uiPriority="65" w:unhideWhenUsed="0"/>
+    <w:lsdException w:name="Medium List 2 Accent 3" w:semiHidden="0" w:uiPriority="66" w:unhideWhenUsed="0"/>
+    <w:lsdException w:name="Medium Grid 1 Accent 3" w:semiHidden="0" w:uiPriority="67" w:unhideWhenUsed="0"/>
+    <w:lsdException w:name="Medium Grid 2 Accent 3" w:semiHidden="0" w:uiPriority="68" w:unhideWhenUsed="0"/>
+    <w:lsdException w:name="Medium Grid 3 Accent 3" w:semiHidden="0" w:uiPriority="69" w:unhideWhenUsed="0"/>
+    <w:lsdException w:name="Dark List Accent 3" w:semiHidden="0" w:uiPriority="70" w:unhideWhenUsed="0"/>
+    <w:lsdException w:name="Colorful Shading Accent 3" w:semiHidden="0" w:uiPriority="71" w:unhideWhenUsed="0"/>
+    <w:lsdException w:name="Colorful List Accent 3" w:semiHidden="0" w:uiPriority="72" w:unhideWhenUsed="0"/>
+    <w:lsdException w:name="Colorful Grid Accent 3" w:semiHidden="0" w:uiPriority="73" w:unhideWhenUsed="0"/>
+    <w:lsdException w:name="Light Shading Accent 4" w:semiHidden="0" w:uiPriority="60" w:unhideWhenUsed="0"/>
+    <w:lsdException w:name="Light List Accent 4" w:semiHidden="0" w:uiPriority="61" w:unhideWhenUsed="0"/>
+    <w:lsdException w:name="Light Grid Accent 4" w:semiHidden="0" w:uiPriority="62" w:unhideWhenUsed="0"/>
+    <w:lsdException w:name="Medium Shading 1 Accent 4" w:semiHidden="0" w:uiPriority="63" w:unhideWhenUsed="0"/>
+    <w:lsdException w:name="Medium Shading 2 Accent 4" w:semiHidden="0" w:uiPriority="64" w:unhideWhenUsed="0"/>
+    <w:lsdException w:name="Medium List 1 Accent 4" w:semiHidden="0" w:uiPriority="65" w:unhideWhenUsed="0"/>
+    <w:lsdException w:name="Medium List 2 Accent 4" w:semiHidden="0" w:uiPriority="66" w:unhideWhenUsed="0"/>
+    <w:lsdException w:name="Medium Grid 1 Accent 4" w:semiHidden="0" w:uiPriority="67" w:unhideWhenUsed="0"/>
+    <w:lsdException w:name="Medium Grid 2 Accent 4" w:semiHidden="0" w:uiPriority="68" w:unhideWhenUsed="0"/>
+    <w:lsdException w:name="Medium Grid 3 Accent 4" w:semiHidden="0" w:uiPriority="69" w:unhideWhenUsed="0"/>
+    <w:lsdException w:name="Dark List Accent 4" w:semiHidden="0" w:uiPriority="70" w:unhideWhenUsed="0"/>
+    <w:lsdException w:name="Colorful Shading Accent 4" w:semiHidden="0" w:uiPriority="71" w:unhideWhenUsed="0"/>
+    <w:lsdException w:name="Colorful List Accent 4" w:semiHidden="0" w:uiPriority="72" w:unhideWhenUsed="0"/>
+    <w:lsdException w:name="Colorful Grid Accent 4" w:semiHidden="0" w:uiPriority="73" w:unhideWhenUsed="0"/>
+    <w:lsdException w:name="Light Shading Accent 5" w:semiHidden="0" w:uiPriority="60" w:unhideWhenUsed="0"/>
+    <w:lsdException w:name="Light List Accent 5" w:semiHidden="0" w:uiPriority="61" w:unhideWhenUsed="0"/>
+    <w:lsdException w:name="Light Grid Accent 5" w:semiHidden="0" w:uiPriority="62" w:unhideWhenUsed="0"/>
+    <w:lsdException w:name="Medium Shading 1 Accent 5" w:semiHidden="0" w:uiPriority="63" w:unhideWhenUsed="0"/>
+    <w:lsdException w:name="Medium Shading 2 Accent 5" w:semiHidden="0" w:uiPriority="64" w:unhideWhenUsed="0"/>
+    <w:lsdException w:name="Medium List 1 Accent 5" w:semiHidden="0" w:uiPriority="65" w:unhideWhenUsed="0"/>
+    <w:lsdException w:name="Medium List 2 Accent 5" w:semiHidden="0" w:uiPriority="66" w:unhideWhenUsed="0"/>
+    <w:lsdException w:name="Medium Grid 1 Accent 5" w:semiHidden="0" w:uiPriority="67" w:unhideWhenUsed="0"/>
+    <w:lsdException w:name="Medium Grid 2 Accent 5" w:semiHidden="0" w:uiPriority="68" w:unhideWhenUsed="0"/>
+    <w:lsdException w:name="Medium Grid 3 Accent 5" w:semiHidden="0" w:uiPriority="69" w:unhideWhenUsed="0"/>
+    <w:lsdException w:name="Dark List Accent 5" w:semiHidden="0" w:uiPriority="70" w:unhideWhenUsed="0"/>
+    <w:lsdException w:name="Colorful Shading Accent 5" w:semiHidden="0" w:uiPriority="71" w:unhideWhenUsed="0"/>
+    <w:lsdException w:name="Colorful List Accent 5" w:semiHidden="0" w:uiPriority="72" w:unhideWhenUsed="0"/>
+    <w:lsdException w:name="Colorful Grid Accent 5" w:semiHidden="0" w:uiPriority="73" w:unhideWhenUsed="0"/>
+    <w:lsdException w:name="Light Shading Accent 6" w:semiHidden="0" w:uiPriority="60" w:unhideWhenUsed="0"/>
+    <w:lsdException w:name="Light List Accent 6" w:semiHidden="0" w:uiPriority="61" w:unhideWhenUsed="0"/>
+    <w:lsdException w:name="Light Grid Accent 6" w:semiHidden="0" w:uiPriority="62" w:unhideWhenUsed="0"/>
+    <w:lsdException w:name="Medium Shading 1 Accent 6" w:semiHidden="0" w:uiPriority="63" w:unhideWhenUsed="0"/>
+    <w:lsdException w:name="Medium Shading 2 Accent 6" w:semiHidden="0" w:uiPriority="64" w:unhideWhenUsed="0"/>
+    <w:lsdException w:name="Medium List 1 Accent 6" w:semiHidden="0" w:uiPriority="65" w:unhideWhenUsed="0"/>
+    <w:lsdException w:name="Medium List 2 Accent 6" w:semiHidden="0" w:uiPriority="66" w:unhideWhenUsed="0"/>
+    <w:lsdException w:name="Medium Grid 1 Accent 6" w:semiHidden="0" w:uiPriority="67" w:unhideWhenUsed="0"/>
+    <w:lsdException w:name="Medium Grid 2 Accent 6" w:semiHidden="0" w:uiPriority="68" w:unhideWhenUsed="0"/>
+    <w:lsdException w:name="Medium Grid 3 Accent 6" w:semiHidden="0" w:uiPriority="69" w:unhideWhenUsed="0"/>
+    <w:lsdException w:name="Dark List Accent 6" w:semiHidden="0" w:uiPriority="70" w:unhideWhenUsed="0"/>
+    <w:lsdException w:name="Colorful Shading Accent 6" w:semiHidden="0" w:uiPriority="71" w:unhideWhenUsed="0"/>
+    <w:lsdException w:name="Colorful List Accent 6" w:semiHidden="0" w:uiPriority="72" w:unhideWhenUsed="0"/>
+    <w:lsdException w:name="Colorful Grid Accent 6" w:semiHidden="0" w:uiPriority="73" w:unhideWhenUsed="0"/>
+    <w:lsdException w:name="Subtle Emphasis" w:semiHidden="0" w:uiPriority="19" w:unhideWhenUsed="0" w:qFormat="1"/>
+    <w:lsdException w:name="Intense Emphasis" w:semiHidden="0" w:uiPriority="21" w:unhideWhenUsed="0" w:qFormat="1"/>
+    <w:lsdException w:name="Subtle Reference" w:semiHidden="0" w:uiPriority="31" w:unhideWhenUsed="0" w:qFormat="1"/>
+    <w:lsdException w:name="Intense Reference" w:semiHidden="0" w:uiPriority="32" w:unhideWhenUsed="0" w:qFormat="1"/>
+    <w:lsdException w:name="Book Title" w:semiHidden="0" w:uiPriority="33" w:unhideWhenUsed="0" w:qFormat="1"/>
+    <w:lsdException w:name="Bibliography" w:uiPriority="37"/>
+    <w:lsdException w:name="TOC Heading" w:uiPriority="39" w:qFormat="1"/>
   </w:latentStyles>
   <w:style w:type="paragraph" w:default="1" w:styleId="Normal">
     <w:name w:val="Normal"/>
@@ -2247,14 +1937,13 @@
     <w:rPr>
       <w:rFonts w:ascii="Aptos" w:eastAsia="Aptos" w:hAnsi="Aptos" w:cs="Aptos"/>
       <w:kern w:val="0"/>
-      <w14:ligatures w14:val="none"/>
-    </w:rPr>
-  </w:style>
-  <w:style w:type="paragraph" w:styleId="Heading1">
+    </w:rPr>
+  </w:style>
+  <w:style w:type="paragraph" w:styleId="Titre1">
     <w:name w:val="heading 1"/>
     <w:basedOn w:val="Normal"/>
     <w:next w:val="Normal"/>
-    <w:link w:val="Heading1Char"/>
+    <w:link w:val="Titre1Car"/>
     <w:uiPriority w:val="9"/>
     <w:qFormat/>
     <w:rsid w:val="009960B4"/>
@@ -2271,11 +1960,11 @@
       <w:szCs w:val="40"/>
     </w:rPr>
   </w:style>
-  <w:style w:type="paragraph" w:styleId="Heading2">
+  <w:style w:type="paragraph" w:styleId="Titre2">
     <w:name w:val="heading 2"/>
     <w:basedOn w:val="Normal"/>
     <w:next w:val="Normal"/>
-    <w:link w:val="Heading2Char"/>
+    <w:link w:val="Titre2Car"/>
     <w:uiPriority w:val="9"/>
     <w:semiHidden/>
     <w:unhideWhenUsed/>
@@ -2294,11 +1983,11 @@
       <w:szCs w:val="32"/>
     </w:rPr>
   </w:style>
-  <w:style w:type="paragraph" w:styleId="Heading3">
+  <w:style w:type="paragraph" w:styleId="Titre3">
     <w:name w:val="heading 3"/>
     <w:basedOn w:val="Normal"/>
     <w:next w:val="Normal"/>
-    <w:link w:val="Heading3Char"/>
+    <w:link w:val="Titre3Car"/>
     <w:uiPriority w:val="9"/>
     <w:semiHidden/>
     <w:unhideWhenUsed/>
@@ -2317,11 +2006,11 @@
       <w:szCs w:val="28"/>
     </w:rPr>
   </w:style>
-  <w:style w:type="paragraph" w:styleId="Heading4">
+  <w:style w:type="paragraph" w:styleId="Titre4">
     <w:name w:val="heading 4"/>
     <w:basedOn w:val="Normal"/>
     <w:next w:val="Normal"/>
-    <w:link w:val="Heading4Char"/>
+    <w:link w:val="Titre4Car"/>
     <w:uiPriority w:val="9"/>
     <w:semiHidden/>
     <w:unhideWhenUsed/>
@@ -2340,11 +2029,11 @@
       <w:color w:val="0F4761" w:themeColor="accent1" w:themeShade="BF"/>
     </w:rPr>
   </w:style>
-  <w:style w:type="paragraph" w:styleId="Heading5">
+  <w:style w:type="paragraph" w:styleId="Titre5">
     <w:name w:val="heading 5"/>
     <w:basedOn w:val="Normal"/>
     <w:next w:val="Normal"/>
-    <w:link w:val="Heading5Char"/>
+    <w:link w:val="Titre5Car"/>
     <w:uiPriority w:val="9"/>
     <w:semiHidden/>
     <w:unhideWhenUsed/>
@@ -2361,11 +2050,11 @@
       <w:color w:val="0F4761" w:themeColor="accent1" w:themeShade="BF"/>
     </w:rPr>
   </w:style>
-  <w:style w:type="paragraph" w:styleId="Heading6">
+  <w:style w:type="paragraph" w:styleId="Titre6">
     <w:name w:val="heading 6"/>
     <w:basedOn w:val="Normal"/>
     <w:next w:val="Normal"/>
-    <w:link w:val="Heading6Char"/>
+    <w:link w:val="Titre6Car"/>
     <w:uiPriority w:val="9"/>
     <w:semiHidden/>
     <w:unhideWhenUsed/>
@@ -2384,11 +2073,11 @@
       <w:color w:val="595959" w:themeColor="text1" w:themeTint="A6"/>
     </w:rPr>
   </w:style>
-  <w:style w:type="paragraph" w:styleId="Heading7">
+  <w:style w:type="paragraph" w:styleId="Titre7">
     <w:name w:val="heading 7"/>
     <w:basedOn w:val="Normal"/>
     <w:next w:val="Normal"/>
-    <w:link w:val="Heading7Char"/>
+    <w:link w:val="Titre7Car"/>
     <w:uiPriority w:val="9"/>
     <w:semiHidden/>
     <w:unhideWhenUsed/>
@@ -2405,11 +2094,11 @@
       <w:color w:val="595959" w:themeColor="text1" w:themeTint="A6"/>
     </w:rPr>
   </w:style>
-  <w:style w:type="paragraph" w:styleId="Heading8">
+  <w:style w:type="paragraph" w:styleId="Titre8">
     <w:name w:val="heading 8"/>
     <w:basedOn w:val="Normal"/>
     <w:next w:val="Normal"/>
-    <w:link w:val="Heading8Char"/>
+    <w:link w:val="Titre8Car"/>
     <w:uiPriority w:val="9"/>
     <w:semiHidden/>
     <w:unhideWhenUsed/>
@@ -2428,11 +2117,11 @@
       <w:color w:val="272727" w:themeColor="text1" w:themeTint="D8"/>
     </w:rPr>
   </w:style>
-  <w:style w:type="paragraph" w:styleId="Heading9">
+  <w:style w:type="paragraph" w:styleId="Titre9">
     <w:name w:val="heading 9"/>
     <w:basedOn w:val="Normal"/>
     <w:next w:val="Normal"/>
-    <w:link w:val="Heading9Char"/>
+    <w:link w:val="Titre9Car"/>
     <w:uiPriority w:val="9"/>
     <w:semiHidden/>
     <w:unhideWhenUsed/>
@@ -2449,17 +2138,18 @@
       <w:color w:val="272727" w:themeColor="text1" w:themeTint="D8"/>
     </w:rPr>
   </w:style>
-  <w:style w:type="character" w:default="1" w:styleId="DefaultParagraphFont">
+  <w:style w:type="character" w:default="1" w:styleId="Policepardfaut">
     <w:name w:val="Default Paragraph Font"/>
     <w:uiPriority w:val="1"/>
     <w:semiHidden/>
     <w:unhideWhenUsed/>
   </w:style>
-  <w:style w:type="table" w:default="1" w:styleId="TableNormal">
+  <w:style w:type="table" w:default="1" w:styleId="TableauNormal">
     <w:name w:val="Normal Table"/>
     <w:uiPriority w:val="99"/>
     <w:semiHidden/>
     <w:unhideWhenUsed/>
+    <w:qFormat/>
     <w:tblPr>
       <w:tblInd w:w="0" w:type="dxa"/>
       <w:tblCellMar>
@@ -2470,16 +2160,16 @@
       </w:tblCellMar>
     </w:tblPr>
   </w:style>
-  <w:style w:type="numbering" w:default="1" w:styleId="NoList">
+  <w:style w:type="numbering" w:default="1" w:styleId="Aucuneliste">
     <w:name w:val="No List"/>
     <w:uiPriority w:val="99"/>
     <w:semiHidden/>
     <w:unhideWhenUsed/>
   </w:style>
-  <w:style w:type="character" w:customStyle="1" w:styleId="Heading1Char">
-    <w:name w:val="Heading 1 Char"/>
-    <w:basedOn w:val="DefaultParagraphFont"/>
-    <w:link w:val="Heading1"/>
+  <w:style w:type="character" w:customStyle="1" w:styleId="Titre1Car">
+    <w:name w:val="Titre 1 Car"/>
+    <w:basedOn w:val="Policepardfaut"/>
+    <w:link w:val="Titre1"/>
     <w:uiPriority w:val="9"/>
     <w:rsid w:val="009960B4"/>
     <w:rPr>
@@ -2489,10 +2179,10 @@
       <w:szCs w:val="40"/>
     </w:rPr>
   </w:style>
-  <w:style w:type="character" w:customStyle="1" w:styleId="Heading2Char">
-    <w:name w:val="Heading 2 Char"/>
-    <w:basedOn w:val="DefaultParagraphFont"/>
-    <w:link w:val="Heading2"/>
+  <w:style w:type="character" w:customStyle="1" w:styleId="Titre2Car">
+    <w:name w:val="Titre 2 Car"/>
+    <w:basedOn w:val="Policepardfaut"/>
+    <w:link w:val="Titre2"/>
     <w:uiPriority w:val="9"/>
     <w:semiHidden/>
     <w:rsid w:val="009960B4"/>
@@ -2503,10 +2193,10 @@
       <w:szCs w:val="32"/>
     </w:rPr>
   </w:style>
-  <w:style w:type="character" w:customStyle="1" w:styleId="Heading3Char">
-    <w:name w:val="Heading 3 Char"/>
-    <w:basedOn w:val="DefaultParagraphFont"/>
-    <w:link w:val="Heading3"/>
+  <w:style w:type="character" w:customStyle="1" w:styleId="Titre3Car">
+    <w:name w:val="Titre 3 Car"/>
+    <w:basedOn w:val="Policepardfaut"/>
+    <w:link w:val="Titre3"/>
     <w:uiPriority w:val="9"/>
     <w:semiHidden/>
     <w:rsid w:val="009960B4"/>
@@ -2517,10 +2207,10 @@
       <w:szCs w:val="28"/>
     </w:rPr>
   </w:style>
-  <w:style w:type="character" w:customStyle="1" w:styleId="Heading4Char">
-    <w:name w:val="Heading 4 Char"/>
-    <w:basedOn w:val="DefaultParagraphFont"/>
-    <w:link w:val="Heading4"/>
+  <w:style w:type="character" w:customStyle="1" w:styleId="Titre4Car">
+    <w:name w:val="Titre 4 Car"/>
+    <w:basedOn w:val="Policepardfaut"/>
+    <w:link w:val="Titre4"/>
     <w:uiPriority w:val="9"/>
     <w:semiHidden/>
     <w:rsid w:val="009960B4"/>
@@ -2531,10 +2221,10 @@
       <w:color w:val="0F4761" w:themeColor="accent1" w:themeShade="BF"/>
     </w:rPr>
   </w:style>
-  <w:style w:type="character" w:customStyle="1" w:styleId="Heading5Char">
-    <w:name w:val="Heading 5 Char"/>
-    <w:basedOn w:val="DefaultParagraphFont"/>
-    <w:link w:val="Heading5"/>
+  <w:style w:type="character" w:customStyle="1" w:styleId="Titre5Car">
+    <w:name w:val="Titre 5 Car"/>
+    <w:basedOn w:val="Policepardfaut"/>
+    <w:link w:val="Titre5"/>
     <w:uiPriority w:val="9"/>
     <w:semiHidden/>
     <w:rsid w:val="009960B4"/>
@@ -2543,10 +2233,10 @@
       <w:color w:val="0F4761" w:themeColor="accent1" w:themeShade="BF"/>
     </w:rPr>
   </w:style>
-  <w:style w:type="character" w:customStyle="1" w:styleId="Heading6Char">
-    <w:name w:val="Heading 6 Char"/>
-    <w:basedOn w:val="DefaultParagraphFont"/>
-    <w:link w:val="Heading6"/>
+  <w:style w:type="character" w:customStyle="1" w:styleId="Titre6Car">
+    <w:name w:val="Titre 6 Car"/>
+    <w:basedOn w:val="Policepardfaut"/>
+    <w:link w:val="Titre6"/>
     <w:uiPriority w:val="9"/>
     <w:semiHidden/>
     <w:rsid w:val="009960B4"/>
@@ -2557,10 +2247,10 @@
       <w:color w:val="595959" w:themeColor="text1" w:themeTint="A6"/>
     </w:rPr>
   </w:style>
-  <w:style w:type="character" w:customStyle="1" w:styleId="Heading7Char">
-    <w:name w:val="Heading 7 Char"/>
-    <w:basedOn w:val="DefaultParagraphFont"/>
-    <w:link w:val="Heading7"/>
+  <w:style w:type="character" w:customStyle="1" w:styleId="Titre7Car">
+    <w:name w:val="Titre 7 Car"/>
+    <w:basedOn w:val="Policepardfaut"/>
+    <w:link w:val="Titre7"/>
     <w:uiPriority w:val="9"/>
     <w:semiHidden/>
     <w:rsid w:val="009960B4"/>
@@ -2569,10 +2259,10 @@
       <w:color w:val="595959" w:themeColor="text1" w:themeTint="A6"/>
     </w:rPr>
   </w:style>
-  <w:style w:type="character" w:customStyle="1" w:styleId="Heading8Char">
-    <w:name w:val="Heading 8 Char"/>
-    <w:basedOn w:val="DefaultParagraphFont"/>
-    <w:link w:val="Heading8"/>
+  <w:style w:type="character" w:customStyle="1" w:styleId="Titre8Car">
+    <w:name w:val="Titre 8 Car"/>
+    <w:basedOn w:val="Policepardfaut"/>
+    <w:link w:val="Titre8"/>
     <w:uiPriority w:val="9"/>
     <w:semiHidden/>
     <w:rsid w:val="009960B4"/>
@@ -2583,10 +2273,10 @@
       <w:color w:val="272727" w:themeColor="text1" w:themeTint="D8"/>
     </w:rPr>
   </w:style>
-  <w:style w:type="character" w:customStyle="1" w:styleId="Heading9Char">
-    <w:name w:val="Heading 9 Char"/>
-    <w:basedOn w:val="DefaultParagraphFont"/>
-    <w:link w:val="Heading9"/>
+  <w:style w:type="character" w:customStyle="1" w:styleId="Titre9Car">
+    <w:name w:val="Titre 9 Car"/>
+    <w:basedOn w:val="Policepardfaut"/>
+    <w:link w:val="Titre9"/>
     <w:uiPriority w:val="9"/>
     <w:semiHidden/>
     <w:rsid w:val="009960B4"/>
@@ -2595,11 +2285,11 @@
       <w:color w:val="272727" w:themeColor="text1" w:themeTint="D8"/>
     </w:rPr>
   </w:style>
-  <w:style w:type="paragraph" w:styleId="Title">
+  <w:style w:type="paragraph" w:styleId="Titre">
     <w:name w:val="Title"/>
     <w:basedOn w:val="Normal"/>
     <w:next w:val="Normal"/>
-    <w:link w:val="TitleChar"/>
+    <w:link w:val="TitreCar"/>
     <w:uiPriority w:val="10"/>
     <w:qFormat/>
     <w:rsid w:val="009960B4"/>
@@ -2615,10 +2305,10 @@
       <w:szCs w:val="56"/>
     </w:rPr>
   </w:style>
-  <w:style w:type="character" w:customStyle="1" w:styleId="TitleChar">
-    <w:name w:val="Title Char"/>
-    <w:basedOn w:val="DefaultParagraphFont"/>
-    <w:link w:val="Title"/>
+  <w:style w:type="character" w:customStyle="1" w:styleId="TitreCar">
+    <w:name w:val="Titre Car"/>
+    <w:basedOn w:val="Policepardfaut"/>
+    <w:link w:val="Titre"/>
     <w:uiPriority w:val="10"/>
     <w:rsid w:val="009960B4"/>
     <w:rPr>
@@ -2629,11 +2319,11 @@
       <w:szCs w:val="56"/>
     </w:rPr>
   </w:style>
-  <w:style w:type="paragraph" w:styleId="Subtitle">
+  <w:style w:type="paragraph" w:styleId="Sous-titre">
     <w:name w:val="Subtitle"/>
     <w:basedOn w:val="Normal"/>
     <w:next w:val="Normal"/>
-    <w:link w:val="SubtitleChar"/>
+    <w:link w:val="Sous-titreCar"/>
     <w:uiPriority w:val="11"/>
     <w:qFormat/>
     <w:rsid w:val="009960B4"/>
@@ -2650,10 +2340,10 @@
       <w:szCs w:val="28"/>
     </w:rPr>
   </w:style>
-  <w:style w:type="character" w:customStyle="1" w:styleId="SubtitleChar">
-    <w:name w:val="Subtitle Char"/>
-    <w:basedOn w:val="DefaultParagraphFont"/>
-    <w:link w:val="Subtitle"/>
+  <w:style w:type="character" w:customStyle="1" w:styleId="Sous-titreCar">
+    <w:name w:val="Sous-titre Car"/>
+    <w:basedOn w:val="Policepardfaut"/>
+    <w:link w:val="Sous-titre"/>
     <w:uiPriority w:val="11"/>
     <w:rsid w:val="009960B4"/>
     <w:rPr>
@@ -2664,11 +2354,11 @@
       <w:szCs w:val="28"/>
     </w:rPr>
   </w:style>
-  <w:style w:type="paragraph" w:styleId="Quote">
+  <w:style w:type="paragraph" w:styleId="Citation">
     <w:name w:val="Quote"/>
     <w:basedOn w:val="Normal"/>
     <w:next w:val="Normal"/>
-    <w:link w:val="QuoteChar"/>
+    <w:link w:val="CitationCar"/>
     <w:uiPriority w:val="29"/>
     <w:qFormat/>
     <w:rsid w:val="009960B4"/>
@@ -2682,10 +2372,10 @@
       <w:color w:val="404040" w:themeColor="text1" w:themeTint="BF"/>
     </w:rPr>
   </w:style>
-  <w:style w:type="character" w:customStyle="1" w:styleId="QuoteChar">
-    <w:name w:val="Quote Char"/>
-    <w:basedOn w:val="DefaultParagraphFont"/>
-    <w:link w:val="Quote"/>
+  <w:style w:type="character" w:customStyle="1" w:styleId="CitationCar">
+    <w:name w:val="Citation Car"/>
+    <w:basedOn w:val="Policepardfaut"/>
+    <w:link w:val="Citation"/>
     <w:uiPriority w:val="29"/>
     <w:rsid w:val="009960B4"/>
     <w:rPr>
@@ -2694,7 +2384,7 @@
       <w:color w:val="404040" w:themeColor="text1" w:themeTint="BF"/>
     </w:rPr>
   </w:style>
-  <w:style w:type="paragraph" w:styleId="ListParagraph">
+  <w:style w:type="paragraph" w:styleId="Paragraphedeliste">
     <w:name w:val="List Paragraph"/>
     <w:basedOn w:val="Normal"/>
     <w:uiPriority w:val="34"/>
@@ -2705,9 +2395,9 @@
       <w:contextualSpacing/>
     </w:pPr>
   </w:style>
-  <w:style w:type="character" w:styleId="IntenseEmphasis">
+  <w:style w:type="character" w:styleId="Emphaseintense">
     <w:name w:val="Intense Emphasis"/>
-    <w:basedOn w:val="DefaultParagraphFont"/>
+    <w:basedOn w:val="Policepardfaut"/>
     <w:uiPriority w:val="21"/>
     <w:qFormat/>
     <w:rsid w:val="009960B4"/>
@@ -2717,11 +2407,11 @@
       <w:color w:val="0F4761" w:themeColor="accent1" w:themeShade="BF"/>
     </w:rPr>
   </w:style>
-  <w:style w:type="paragraph" w:styleId="IntenseQuote">
+  <w:style w:type="paragraph" w:styleId="Citationintense">
     <w:name w:val="Intense Quote"/>
     <w:basedOn w:val="Normal"/>
     <w:next w:val="Normal"/>
-    <w:link w:val="IntenseQuoteChar"/>
+    <w:link w:val="CitationintenseCar"/>
     <w:uiPriority w:val="30"/>
     <w:qFormat/>
     <w:rsid w:val="009960B4"/>
@@ -2740,10 +2430,10 @@
       <w:color w:val="0F4761" w:themeColor="accent1" w:themeShade="BF"/>
     </w:rPr>
   </w:style>
-  <w:style w:type="character" w:customStyle="1" w:styleId="IntenseQuoteChar">
-    <w:name w:val="Intense Quote Char"/>
-    <w:basedOn w:val="DefaultParagraphFont"/>
-    <w:link w:val="IntenseQuote"/>
+  <w:style w:type="character" w:customStyle="1" w:styleId="CitationintenseCar">
+    <w:name w:val="Citation intense Car"/>
+    <w:basedOn w:val="Policepardfaut"/>
+    <w:link w:val="Citationintense"/>
     <w:uiPriority w:val="30"/>
     <w:rsid w:val="009960B4"/>
     <w:rPr>
@@ -2752,9 +2442,9 @@
       <w:color w:val="0F4761" w:themeColor="accent1" w:themeShade="BF"/>
     </w:rPr>
   </w:style>
-  <w:style w:type="character" w:styleId="IntenseReference">
+  <w:style w:type="character" w:styleId="Rfrenceintense">
     <w:name w:val="Intense Reference"/>
-    <w:basedOn w:val="DefaultParagraphFont"/>
+    <w:basedOn w:val="Policepardfaut"/>
     <w:uiPriority w:val="32"/>
     <w:qFormat/>
     <w:rsid w:val="009960B4"/>
@@ -2812,7 +2502,7 @@
     </a:clrScheme>
     <a:fontScheme name="Office">
       <a:majorFont>
-        <a:latin typeface="Aptos Display" panose="02110004020202020204"/>
+        <a:latin typeface="Aptos Display"/>
         <a:ea typeface=""/>
         <a:cs typeface=""/>
         <a:font script="Jpan" typeface="游ゴシック Light"/>
@@ -2864,7 +2554,7 @@
         <a:font script="Tfng" typeface="Ebrima"/>
       </a:majorFont>
       <a:minorFont>
-        <a:latin typeface="Aptos" panose="02110004020202020204"/>
+        <a:latin typeface="Aptos"/>
         <a:ea typeface=""/>
         <a:cs typeface=""/>
         <a:font script="Jpan" typeface="游ゴシック"/>
@@ -3058,7 +2748,7 @@
   <a:extraClrSchemeLst/>
   <a:extLst>
     <a:ext uri="{05A4C25C-085E-4340-85A3-A5531E510DB2}">
-      <thm15:themeFamily xmlns:thm15="http://schemas.microsoft.com/office/thememl/2012/main" name="Office Theme" id="{62F939B6-93AF-4DB8-9C6B-D6C7DFDC589F}" vid="{4A3C46E8-61CC-4603-A589-7422A47A8E4A}"/>
+      <thm15:themeFamily xmlns:thm15="http://schemas.microsoft.com/office/thememl/2012/main" xmlns="" name="Office Theme" id="{62F939B6-93AF-4DB8-9C6B-D6C7DFDC589F}" vid="{4A3C46E8-61CC-4603-A589-7422A47A8E4A}"/>
     </a:ext>
   </a:extLst>
 </a:theme>
